--- a/docs/company-overview-spec.md.docx
+++ b/docs/company-overview-spec.md.docx
@@ -4,35 +4,6 @@
   <w:body>
     <w:p>
       <w:r>
-        <w:rPr>
-          <w:rFonts w:hint="eastAsia"/>
-        </w:rPr>
-        <w:t>좋다</w:t>
-      </w:r>
-      <w:r>
-        <w:t xml:space="preserve">. 아래는 **Company Overview 화면의 상세 설계 명세서**다.  </w:t>
-      </w:r>
-    </w:p>
-    <w:p>
-      <w:r>
-        <w:rPr>
-          <w:rFonts w:hint="eastAsia"/>
-        </w:rPr>
-        <w:t>실제</w:t>
-      </w:r>
-      <w:r>
-        <w:t xml:space="preserve"> 제품 설계 문서처럼, 정보 구조와 구현 관점까지 포함해서 정리한다.</w:t>
-      </w:r>
-    </w:p>
-    <w:p/>
-    <w:p>
-      <w:r>
-        <w:t>---</w:t>
-      </w:r>
-    </w:p>
-    <w:p/>
-    <w:p>
-      <w:r>
         <w:t># Company Overview 상세 설계 명세</w:t>
       </w:r>
     </w:p>
@@ -148,6 +119,7 @@
     <w:p/>
     <w:p>
       <w:r>
+        <w:lastRenderedPageBreak/>
         <w:t>1. 이 기업은 어떤 회사인가?</w:t>
       </w:r>
     </w:p>
@@ -232,28 +204,28 @@
     </w:p>
     <w:p>
       <w:r>
+        <w:t>- 10년 추이 미리보기 차트</w:t>
+      </w:r>
+    </w:p>
+    <w:p/>
+    <w:p>
+      <w:r>
+        <w:t>### 3순위: 확인 포인트 및 검증</w:t>
+      </w:r>
+    </w:p>
+    <w:p>
+      <w:r>
+        <w:t>- 리스크 프리뷰</w:t>
+      </w:r>
+    </w:p>
+    <w:p>
+      <w:r>
+        <w:t>- 공시 원문 링크</w:t>
+      </w:r>
+    </w:p>
+    <w:p>
+      <w:r>
         <w:lastRenderedPageBreak/>
-        <w:t>- 10년 추이 미리보기 차트</w:t>
-      </w:r>
-    </w:p>
-    <w:p/>
-    <w:p>
-      <w:r>
-        <w:t>### 3순위: 확인 포인트 및 검증</w:t>
-      </w:r>
-    </w:p>
-    <w:p>
-      <w:r>
-        <w:t>- 리스크 프리뷰</w:t>
-      </w:r>
-    </w:p>
-    <w:p>
-      <w:r>
-        <w:t>- 공시 원문 링크</w:t>
-      </w:r>
-    </w:p>
-    <w:p>
-      <w:r>
         <w:t>- 안내/면책 문구</w:t>
       </w:r>
     </w:p>
@@ -334,32 +306,32 @@
     </w:p>
     <w:p>
       <w:r>
+        <w:t>2. Company Header</w:t>
+      </w:r>
+    </w:p>
+    <w:p>
+      <w:r>
+        <w:t>3. One-line Summary</w:t>
+      </w:r>
+    </w:p>
+    <w:p>
+      <w:r>
+        <w:t>4. Status Badge Area</w:t>
+      </w:r>
+    </w:p>
+    <w:p>
+      <w:r>
+        <w:t>5. Snapshot Metrics</w:t>
+      </w:r>
+    </w:p>
+    <w:p>
+      <w:r>
+        <w:t>6. AI Summary Card</w:t>
+      </w:r>
+    </w:p>
+    <w:p>
+      <w:r>
         <w:lastRenderedPageBreak/>
-        <w:t>2. Company Header</w:t>
-      </w:r>
-    </w:p>
-    <w:p>
-      <w:r>
-        <w:t>3. One-line Summary</w:t>
-      </w:r>
-    </w:p>
-    <w:p>
-      <w:r>
-        <w:t>4. Status Badge Area</w:t>
-      </w:r>
-    </w:p>
-    <w:p>
-      <w:r>
-        <w:t>5. Snapshot Metrics</w:t>
-      </w:r>
-    </w:p>
-    <w:p>
-      <w:r>
-        <w:t>6. AI Summary Card</w:t>
-      </w:r>
-    </w:p>
-    <w:p>
-      <w:r>
         <w:t>7. 10-year Trend Preview</w:t>
       </w:r>
     </w:p>
@@ -444,8 +416,175 @@
     </w:p>
     <w:p>
       <w:r>
+        <w:t>- 지금 어디에서 보고 있나?</w:t>
+      </w:r>
+    </w:p>
+    <w:p/>
+    <w:p>
+      <w:r>
+        <w:t>### 포함 정보</w:t>
+      </w:r>
+    </w:p>
+    <w:p>
+      <w:r>
+        <w:t>- 서비스명 / 로고</w:t>
+      </w:r>
+    </w:p>
+    <w:p>
+      <w:r>
+        <w:t xml:space="preserve">- 상단 </w:t>
+      </w:r>
+      <w:proofErr w:type="spellStart"/>
+      <w:r>
+        <w:t>검색창</w:t>
+      </w:r>
+      <w:proofErr w:type="spellEnd"/>
+      <w:r>
+        <w:t xml:space="preserve"> 또는 검색 버튼</w:t>
+      </w:r>
+    </w:p>
+    <w:p>
+      <w:r>
         <w:lastRenderedPageBreak/>
-        <w:t>- 지금 어디에서 보고 있나?</w:t>
+        <w:t>- 최소한의 전역 내비게이션</w:t>
+      </w:r>
+    </w:p>
+    <w:p/>
+    <w:p>
+      <w:r>
+        <w:t>### 정보 우선순위</w:t>
+      </w:r>
+    </w:p>
+    <w:p>
+      <w:r>
+        <w:t>1. 검색</w:t>
+      </w:r>
+    </w:p>
+    <w:p>
+      <w:r>
+        <w:t>2. 서비스명</w:t>
+      </w:r>
+    </w:p>
+    <w:p>
+      <w:r>
+        <w:t>3. 기타 메뉴</w:t>
+      </w:r>
+    </w:p>
+    <w:p/>
+    <w:p>
+      <w:r>
+        <w:t xml:space="preserve">### </w:t>
+      </w:r>
+      <w:proofErr w:type="spellStart"/>
+      <w:r>
+        <w:t>마이크로카피</w:t>
+      </w:r>
+      <w:proofErr w:type="spellEnd"/>
+      <w:r>
+        <w:t xml:space="preserve"> 예시</w:t>
+      </w:r>
+    </w:p>
+    <w:p>
+      <w:r>
+        <w:t>- 검색 placeholder: “기업명 또는 종목코드로 검색”</w:t>
+      </w:r>
+    </w:p>
+    <w:p>
+      <w:r>
+        <w:t>- 보조 문구는 최소화</w:t>
+      </w:r>
+    </w:p>
+    <w:p/>
+    <w:p>
+      <w:r>
+        <w:t>### 컴포넌트 역할</w:t>
+      </w:r>
+    </w:p>
+    <w:p>
+      <w:r>
+        <w:t>- `Header`</w:t>
+      </w:r>
+    </w:p>
+    <w:p>
+      <w:r>
+        <w:t>- `</w:t>
+      </w:r>
+      <w:proofErr w:type="spellStart"/>
+      <w:r>
+        <w:t>SearchBar</w:t>
+      </w:r>
+      <w:proofErr w:type="spellEnd"/>
+      <w:r>
+        <w:t>`</w:t>
+      </w:r>
+    </w:p>
+    <w:p/>
+    <w:p>
+      <w:r>
+        <w:t>### handoff 메모</w:t>
+      </w:r>
+    </w:p>
+    <w:p>
+      <w:r>
+        <w:t xml:space="preserve">- 모바일에서는 검색창을 접거나 축소할 수 있으나, </w:t>
+      </w:r>
+      <w:proofErr w:type="spellStart"/>
+      <w:r>
+        <w:t>재검색</w:t>
+      </w:r>
+      <w:proofErr w:type="spellEnd"/>
+      <w:r>
+        <w:t xml:space="preserve"> 접근성은 유지해야 함</w:t>
+      </w:r>
+    </w:p>
+    <w:p>
+      <w:r>
+        <w:t>- 기업 상세 안에서도 검색이 중요한 primary action임</w:t>
+      </w:r>
+    </w:p>
+    <w:p/>
+    <w:p>
+      <w:r>
+        <w:t>---</w:t>
+      </w:r>
+    </w:p>
+    <w:p/>
+    <w:p>
+      <w:r>
+        <w:t>## 5-2. Company Header</w:t>
+      </w:r>
+    </w:p>
+    <w:p/>
+    <w:p>
+      <w:r>
+        <w:t>### 목적</w:t>
+      </w:r>
+    </w:p>
+    <w:p>
+      <w:r>
+        <w:t>- 현재 보고 있는 기업을 명확히 식별</w:t>
+      </w:r>
+    </w:p>
+    <w:p>
+      <w:r>
+        <w:lastRenderedPageBreak/>
+        <w:t>- 하위 화면 간 컨텍스트 유지</w:t>
+      </w:r>
+    </w:p>
+    <w:p/>
+    <w:p>
+      <w:r>
+        <w:t>### 사용자 질문</w:t>
+      </w:r>
+    </w:p>
+    <w:p>
+      <w:r>
+        <w:t>- 내가 보고 있는 기업이 맞는가?</w:t>
+      </w:r>
+    </w:p>
+    <w:p>
+      <w:r>
+        <w:t>- 이 기업은 어느 시장/업종에 속하는가?</w:t>
       </w:r>
     </w:p>
     <w:p/>
@@ -456,25 +595,47 @@
     </w:p>
     <w:p>
       <w:r>
-        <w:t>- 서비스명 / 로고</w:t>
-      </w:r>
-    </w:p>
-    <w:p>
-      <w:r>
-        <w:t xml:space="preserve">- 상단 </w:t>
-      </w:r>
-      <w:proofErr w:type="spellStart"/>
-      <w:r>
-        <w:t>검색창</w:t>
-      </w:r>
-      <w:proofErr w:type="spellEnd"/>
-      <w:r>
-        <w:t xml:space="preserve"> 또는 검색 버튼</w:t>
-      </w:r>
-    </w:p>
-    <w:p>
-      <w:r>
-        <w:t>- 최소한의 전역 내비게이션</w:t>
+        <w:t>- 기업명</w:t>
+      </w:r>
+    </w:p>
+    <w:p>
+      <w:r>
+        <w:t>- 종목코드</w:t>
+      </w:r>
+    </w:p>
+    <w:p>
+      <w:r>
+        <w:t>- 시장</w:t>
+      </w:r>
+    </w:p>
+    <w:p>
+      <w:r>
+        <w:t>- 업종</w:t>
+      </w:r>
+    </w:p>
+    <w:p>
+      <w:r>
+        <w:t>- 데이터 기준 시점(선택)</w:t>
+      </w:r>
+    </w:p>
+    <w:p>
+      <w:r>
+        <w:t>- 상단 탭</w:t>
+      </w:r>
+    </w:p>
+    <w:p>
+      <w:r>
+        <w:t xml:space="preserve">  - Overview</w:t>
+      </w:r>
+    </w:p>
+    <w:p>
+      <w:r>
+        <w:t xml:space="preserve">  - Financial Trends</w:t>
+      </w:r>
+    </w:p>
+    <w:p>
+      <w:r>
+        <w:t xml:space="preserve">  - Risk &amp; Filings</w:t>
       </w:r>
     </w:p>
     <w:p/>
@@ -485,17 +646,22 @@
     </w:p>
     <w:p>
       <w:r>
-        <w:t>1. 검색</w:t>
-      </w:r>
-    </w:p>
-    <w:p>
-      <w:r>
-        <w:t>2. 서비스명</w:t>
-      </w:r>
-    </w:p>
-    <w:p>
-      <w:r>
-        <w:t>3. 기타 메뉴</w:t>
+        <w:t>1. 기업명</w:t>
+      </w:r>
+    </w:p>
+    <w:p>
+      <w:r>
+        <w:t>2. 종목코드 / 시장</w:t>
+      </w:r>
+    </w:p>
+    <w:p>
+      <w:r>
+        <w:t>3. 업종</w:t>
+      </w:r>
+    </w:p>
+    <w:p>
+      <w:r>
+        <w:t>4. 탭</w:t>
       </w:r>
     </w:p>
     <w:p/>
@@ -514,12 +680,13 @@
     </w:p>
     <w:p>
       <w:r>
-        <w:t>- 검색 placeholder: “기업명 또는 종목코드로 검색”</w:t>
-      </w:r>
-    </w:p>
-    <w:p>
-      <w:r>
-        <w:t>- 보조 문구는 최소화</w:t>
+        <w:t>- “최근 공시와 재무 데이터를 바탕으로 요약했습니다.”</w:t>
+      </w:r>
+    </w:p>
+    <w:p>
+      <w:r>
+        <w:lastRenderedPageBreak/>
+        <w:t>- 탭 라벨은 짧고 직관적으로 유지</w:t>
       </w:r>
     </w:p>
     <w:p/>
@@ -530,22 +697,30 @@
     </w:p>
     <w:p>
       <w:r>
-        <w:t>- `Header`</w:t>
-      </w:r>
-    </w:p>
-    <w:p>
-      <w:r>
         <w:t>- `</w:t>
       </w:r>
       <w:proofErr w:type="spellStart"/>
       <w:r>
-        <w:t>SearchBar</w:t>
+        <w:t>CompanyHeader</w:t>
       </w:r>
       <w:proofErr w:type="spellEnd"/>
       <w:r>
         <w:t>`</w:t>
       </w:r>
     </w:p>
+    <w:p>
+      <w:r>
+        <w:t>- `</w:t>
+      </w:r>
+      <w:proofErr w:type="spellStart"/>
+      <w:r>
+        <w:t>TabNav</w:t>
+      </w:r>
+      <w:proofErr w:type="spellEnd"/>
+      <w:r>
+        <w:t>`</w:t>
+      </w:r>
+    </w:p>
     <w:p/>
     <w:p>
       <w:r>
@@ -554,20 +729,20 @@
     </w:p>
     <w:p>
       <w:r>
-        <w:t xml:space="preserve">- 모바일에서는 검색창을 접거나 축소할 수 있으나, </w:t>
-      </w:r>
-      <w:proofErr w:type="spellStart"/>
-      <w:r>
-        <w:t>재검색</w:t>
-      </w:r>
-      <w:proofErr w:type="spellEnd"/>
-      <w:r>
-        <w:t xml:space="preserve"> 접근성은 유지해야 함</w:t>
-      </w:r>
-    </w:p>
-    <w:p>
-      <w:r>
-        <w:t>- 기업 상세 안에서도 검색이 중요한 primary action임</w:t>
+        <w:t>- 탭은 sticky 가능하나 과도하게 화면을 점유하지 않도록 높이 최소화</w:t>
+      </w:r>
+    </w:p>
+    <w:p>
+      <w:r>
+        <w:t xml:space="preserve">- 기업명은 길 수 있으므로 2줄 허용, 종목코드/시장/업종은 </w:t>
+      </w:r>
+      <w:proofErr w:type="spellStart"/>
+      <w:r>
+        <w:t>줄바꿈</w:t>
+      </w:r>
+      <w:proofErr w:type="spellEnd"/>
+      <w:r>
+        <w:t xml:space="preserve"> 우선순위 설계 필요</w:t>
       </w:r>
     </w:p>
     <w:p/>
@@ -579,7 +754,7 @@
     <w:p/>
     <w:p>
       <w:r>
-        <w:t>## 5-2. Company Header</w:t>
+        <w:t>## 5-3. One-line Summary</w:t>
       </w:r>
     </w:p>
     <w:p/>
@@ -590,12 +765,7 @@
     </w:p>
     <w:p>
       <w:r>
-        <w:t>- 현재 보고 있는 기업을 명확히 식별</w:t>
-      </w:r>
-    </w:p>
-    <w:p>
-      <w:r>
-        <w:t>- 하위 화면 간 컨텍스트 유지</w:t>
+        <w:t>- 이 기업을 어떤 관점으로 읽어야 하는지 한 문장으로 제시</w:t>
       </w:r>
     </w:p>
     <w:p/>
@@ -606,12 +776,12 @@
     </w:p>
     <w:p>
       <w:r>
-        <w:t>- 내가 보고 있는 기업이 맞는가?</w:t>
-      </w:r>
-    </w:p>
-    <w:p>
-      <w:r>
-        <w:t>- 이 기업은 어느 시장/업종에 속하는가?</w:t>
+        <w:t>- 이 회사는 어떤 흐름으로 이해해야 하나?</w:t>
+      </w:r>
+    </w:p>
+    <w:p>
+      <w:r>
+        <w:t>- 무엇이 핵심 해석 포인트인가?</w:t>
       </w:r>
     </w:p>
     <w:p/>
@@ -622,47 +792,17 @@
     </w:p>
     <w:p>
       <w:r>
-        <w:t>- 기업명</w:t>
-      </w:r>
-    </w:p>
-    <w:p>
-      <w:r>
-        <w:t>- 종목코드</w:t>
-      </w:r>
-    </w:p>
-    <w:p>
-      <w:r>
-        <w:t>- 시장</w:t>
-      </w:r>
-    </w:p>
-    <w:p>
-      <w:r>
-        <w:t>- 업종</w:t>
-      </w:r>
-    </w:p>
-    <w:p>
-      <w:r>
-        <w:t>- 데이터 기준 시점(선택)</w:t>
-      </w:r>
-    </w:p>
-    <w:p>
-      <w:r>
-        <w:t>- 상단 탭</w:t>
-      </w:r>
-    </w:p>
-    <w:p>
-      <w:r>
-        <w:t xml:space="preserve">  - Overview</w:t>
-      </w:r>
-    </w:p>
-    <w:p>
-      <w:r>
-        <w:t xml:space="preserve">  - Financial Trends</w:t>
-      </w:r>
-    </w:p>
-    <w:p>
-      <w:r>
-        <w:t xml:space="preserve">  - Risk &amp; Filings</w:t>
+        <w:t>- 1문장 요약</w:t>
+      </w:r>
+    </w:p>
+    <w:p>
+      <w:r>
+        <w:t>- 최대 2~3문장 아님, “한 줄 요약” 역할 유지</w:t>
+      </w:r>
+    </w:p>
+    <w:p>
+      <w:r>
+        <w:t>- 길이: 모바일 2줄 내외, 데스크탑 2~3줄 허용</w:t>
       </w:r>
     </w:p>
     <w:p/>
@@ -673,23 +813,244 @@
     </w:p>
     <w:p>
       <w:r>
-        <w:t>1. 기업명</w:t>
-      </w:r>
-    </w:p>
-    <w:p>
-      <w:r>
-        <w:t>2. 종목코드 / 시장</w:t>
+        <w:t>- 이 섹션은 status badge보다 위</w:t>
+      </w:r>
+    </w:p>
+    <w:p>
+      <w:r>
+        <w:t>- 숫자보다 먼저 읽히도록 배치</w:t>
+      </w:r>
+    </w:p>
+    <w:p/>
+    <w:p>
+      <w:r>
+        <w:t xml:space="preserve">### </w:t>
+      </w:r>
+      <w:proofErr w:type="spellStart"/>
+      <w:r>
+        <w:t>마이크로카피</w:t>
+      </w:r>
+      <w:proofErr w:type="spellEnd"/>
+      <w:r>
+        <w:t xml:space="preserve"> 예시</w:t>
+      </w:r>
+    </w:p>
+    <w:p>
+      <w:r>
+        <w:t>- “장기적으로 외형은 유지됐지만, 최근 수익성과 현금흐름의 연결을 함께 확인할 필요가 있습니다.”</w:t>
+      </w:r>
+    </w:p>
+    <w:p>
+      <w:r>
+        <w:t>- “매출 성장보다 주당가치 유지와 자금조달 공시를 함께 읽는 것이 중요한 기업입니다.”</w:t>
+      </w:r>
+    </w:p>
+    <w:p/>
+    <w:p>
+      <w:r>
+        <w:t>### 피해야 할 표현</w:t>
+      </w:r>
+    </w:p>
+    <w:p>
+      <w:r>
+        <w:t>- “유망”</w:t>
+      </w:r>
+    </w:p>
+    <w:p>
+      <w:r>
+        <w:t>- “저평가”</w:t>
+      </w:r>
+    </w:p>
+    <w:p>
+      <w:r>
+        <w:t>- “매수 관점”</w:t>
+      </w:r>
+    </w:p>
+    <w:p>
+      <w:r>
+        <w:t>- “위험한 기업”</w:t>
+      </w:r>
+    </w:p>
+    <w:p/>
+    <w:p>
+      <w:r>
+        <w:t>### 컴포넌트 역할</w:t>
+      </w:r>
+    </w:p>
+    <w:p>
+      <w:r>
+        <w:t>- `</w:t>
+      </w:r>
+      <w:proofErr w:type="spellStart"/>
+      <w:r>
+        <w:t>SectionHeader</w:t>
+      </w:r>
+      <w:proofErr w:type="spellEnd"/>
+      <w:r>
+        <w:t xml:space="preserve">` 없이 </w:t>
+      </w:r>
+      <w:proofErr w:type="spellStart"/>
+      <w:r>
+        <w:t>본문성</w:t>
+      </w:r>
+      <w:proofErr w:type="spellEnd"/>
+      <w:r>
+        <w:t xml:space="preserve"> 요약 블록으로 처리 가능</w:t>
+      </w:r>
+    </w:p>
+    <w:p>
+      <w:r>
+        <w:t>- 강조형 텍스트 블록</w:t>
+      </w:r>
+    </w:p>
+    <w:p/>
+    <w:p>
+      <w:r>
+        <w:t>### handoff 메모</w:t>
+      </w:r>
+    </w:p>
+    <w:p>
+      <w:r>
+        <w:t>- API에서 완성 문장으로 내려주는 것이 좋음</w:t>
+      </w:r>
+    </w:p>
+    <w:p>
+      <w:r>
+        <w:t>- 클라이언트에서 요약 생성 로직을 두지 않는 편이 안정적</w:t>
+      </w:r>
+    </w:p>
+    <w:p/>
+    <w:p>
+      <w:r>
+        <w:t>---</w:t>
+      </w:r>
+    </w:p>
+    <w:p/>
+    <w:p>
+      <w:r>
+        <w:t>## 5-4. Status Badge Area</w:t>
+      </w:r>
+    </w:p>
+    <w:p/>
+    <w:p>
+      <w:r>
+        <w:t>### 목적</w:t>
+      </w:r>
+    </w:p>
+    <w:p>
+      <w:r>
+        <w:t>- 기업 상태를 짧은 레이블로 빠르게 스캔하게 함</w:t>
+      </w:r>
+    </w:p>
+    <w:p/>
+    <w:p>
+      <w:r>
+        <w:t>### 사용자 질문</w:t>
+      </w:r>
+    </w:p>
+    <w:p>
+      <w:r>
+        <w:t xml:space="preserve">- 이 기업의 핵심 상태를 짧게 보면 </w:t>
+      </w:r>
+      <w:proofErr w:type="spellStart"/>
+      <w:r>
+        <w:t>어떤가</w:t>
+      </w:r>
+      <w:proofErr w:type="spellEnd"/>
+      <w:r>
+        <w:t>?</w:t>
+      </w:r>
+    </w:p>
+    <w:p>
+      <w:r>
+        <w:t>- 추가로 어떤 관점이 중요한가?</w:t>
+      </w:r>
+    </w:p>
+    <w:p/>
+    <w:p>
+      <w:r>
+        <w:t>### 포함 정보</w:t>
+      </w:r>
+    </w:p>
+    <w:p>
+      <w:r>
+        <w:t>- 최대 5개 배지</w:t>
+      </w:r>
+    </w:p>
+    <w:p>
+      <w:r>
+        <w:t>- 배지별:</w:t>
+      </w:r>
+    </w:p>
+    <w:p>
+      <w:r>
+        <w:t xml:space="preserve">  - label</w:t>
+      </w:r>
+    </w:p>
+    <w:p>
+      <w:r>
+        <w:t xml:space="preserve">  - </w:t>
+      </w:r>
+      <w:proofErr w:type="gramStart"/>
+      <w:r>
+        <w:t>severity(</w:t>
+      </w:r>
+      <w:proofErr w:type="gramEnd"/>
+      <w:r>
+        <w:t>info / review / caution)</w:t>
+      </w:r>
+    </w:p>
+    <w:p>
+      <w:r>
+        <w:t xml:space="preserve">  - 선택적 관련 섹션 anchor</w:t>
+      </w:r>
+    </w:p>
+    <w:p/>
+    <w:p>
+      <w:r>
+        <w:t>### 정보 우선순위</w:t>
+      </w:r>
+    </w:p>
+    <w:p>
+      <w:r>
+        <w:t>- 숫자 카드보다 위 또는 요약 바로 아래</w:t>
+      </w:r>
+    </w:p>
+    <w:p>
+      <w:r>
+        <w:t>- “짧은 해석 신호”로 작동</w:t>
+      </w:r>
+    </w:p>
+    <w:p/>
+    <w:p>
+      <w:r>
+        <w:t>### 예시 배지</w:t>
+      </w:r>
+    </w:p>
+    <w:p>
+      <w:r>
+        <w:t>- 매출 흐름 안정적</w:t>
+      </w:r>
+    </w:p>
+    <w:p>
+      <w:r>
+        <w:t>- 수익성 변동 확인</w:t>
+      </w:r>
+    </w:p>
+    <w:p>
+      <w:r>
+        <w:t>- 현금흐름 점검 필요</w:t>
       </w:r>
     </w:p>
     <w:p>
       <w:r>
         <w:lastRenderedPageBreak/>
-        <w:t>3. 업종</w:t>
-      </w:r>
-    </w:p>
-    <w:p>
-      <w:r>
-        <w:t>4. 탭</w:t>
+        <w:t>- 재무 안정성 양호</w:t>
+      </w:r>
+    </w:p>
+    <w:p>
+      <w:r>
+        <w:t>- 희석 이력 확인</w:t>
       </w:r>
     </w:p>
     <w:p/>
@@ -703,17 +1064,245 @@
       </w:r>
       <w:proofErr w:type="spellEnd"/>
       <w:r>
+        <w:t xml:space="preserve"> 원칙</w:t>
+      </w:r>
+    </w:p>
+    <w:p>
+      <w:r>
+        <w:t>- 10~18자 내외</w:t>
+      </w:r>
+    </w:p>
+    <w:p>
+      <w:r>
+        <w:t>- 확정 판단 금지</w:t>
+      </w:r>
+    </w:p>
+    <w:p>
+      <w:r>
+        <w:t>- 경고형이 아닌 해석형</w:t>
+      </w:r>
+    </w:p>
+    <w:p/>
+    <w:p>
+      <w:r>
+        <w:t>### 컴포넌트 역할</w:t>
+      </w:r>
+    </w:p>
+    <w:p>
+      <w:r>
+        <w:t>- `</w:t>
+      </w:r>
+      <w:proofErr w:type="spellStart"/>
+      <w:r>
+        <w:t>StatusBadge</w:t>
+      </w:r>
+      <w:proofErr w:type="spellEnd"/>
+      <w:r>
+        <w:t>`</w:t>
+      </w:r>
+    </w:p>
+    <w:p/>
+    <w:p>
+      <w:r>
+        <w:t>### handoff 메모</w:t>
+      </w:r>
+    </w:p>
+    <w:p>
+      <w:r>
+        <w:t>- badge text가 길어질 경우 2줄 허용 여부를 사전 정의</w:t>
+      </w:r>
+    </w:p>
+    <w:p>
+      <w:r>
+        <w:t>- 배지 수는 최대 5개로 UI에서 제한</w:t>
+      </w:r>
+    </w:p>
+    <w:p>
+      <w:r>
+        <w:t>- severity 색상은 과격하지 않게, 배지 배경 톤 중심</w:t>
+      </w:r>
+    </w:p>
+    <w:p/>
+    <w:p>
+      <w:r>
+        <w:t>---</w:t>
+      </w:r>
+    </w:p>
+    <w:p/>
+    <w:p>
+      <w:r>
+        <w:t>## 5-5. Snapshot Metrics</w:t>
+      </w:r>
+    </w:p>
+    <w:p/>
+    <w:p>
+      <w:r>
+        <w:t>### 목적</w:t>
+      </w:r>
+    </w:p>
+    <w:p>
+      <w:r>
+        <w:t>- 이 기업을 이해할 때 가장 먼저 봐야 할 핵심 숫자를 압축 제시</w:t>
+      </w:r>
+    </w:p>
+    <w:p/>
+    <w:p>
+      <w:r>
+        <w:t>### 사용자 질문</w:t>
+      </w:r>
+    </w:p>
+    <w:p>
+      <w:r>
+        <w:t>- 가장 먼저 확인할 숫자는 무엇인가?</w:t>
+      </w:r>
+    </w:p>
+    <w:p>
+      <w:r>
+        <w:lastRenderedPageBreak/>
+        <w:t>- 숫자를 어떻게 읽어야 하는가?</w:t>
+      </w:r>
+    </w:p>
+    <w:p/>
+    <w:p>
+      <w:r>
+        <w:t>### 포함 정보</w:t>
+      </w:r>
+    </w:p>
+    <w:p>
+      <w:r>
+        <w:t xml:space="preserve">- 최대 6개 </w:t>
+      </w:r>
+      <w:proofErr w:type="spellStart"/>
+      <w:r>
+        <w:t>MetricCard</w:t>
+      </w:r>
+      <w:proofErr w:type="spellEnd"/>
+    </w:p>
+    <w:p>
+      <w:r>
+        <w:t>- 각 카드 구성:</w:t>
+      </w:r>
+    </w:p>
+    <w:p>
+      <w:r>
+        <w:t xml:space="preserve">  - label</w:t>
+      </w:r>
+    </w:p>
+    <w:p>
+      <w:r>
+        <w:t xml:space="preserve">  - current value</w:t>
+      </w:r>
+    </w:p>
+    <w:p>
+      <w:r>
+        <w:t xml:space="preserve">  - unit</w:t>
+      </w:r>
+    </w:p>
+    <w:p>
+      <w:r>
+        <w:t xml:space="preserve">  - comparator text</w:t>
+      </w:r>
+    </w:p>
+    <w:p>
+      <w:r>
+        <w:t xml:space="preserve">  - 1줄 interpretation</w:t>
+      </w:r>
+    </w:p>
+    <w:p/>
+    <w:p>
+      <w:r>
+        <w:t>### 권장 지표</w:t>
+      </w:r>
+    </w:p>
+    <w:p>
+      <w:r>
+        <w:t>- 매출</w:t>
+      </w:r>
+    </w:p>
+    <w:p>
+      <w:r>
+        <w:t>- 영업이익 또는 영업이익률</w:t>
+      </w:r>
+    </w:p>
+    <w:p>
+      <w:r>
+        <w:t>- 영업현금흐름</w:t>
+      </w:r>
+    </w:p>
+    <w:p>
+      <w:r>
+        <w:t>- 재무 안정성 지표</w:t>
+      </w:r>
+    </w:p>
+    <w:p>
+      <w:r>
+        <w:t>- 수익성 지표(ROE/ROIC 등)</w:t>
+      </w:r>
+    </w:p>
+    <w:p>
+      <w:r>
+        <w:t>- 희석/주당지표 관련 수치</w:t>
+      </w:r>
+    </w:p>
+    <w:p/>
+    <w:p>
+      <w:r>
+        <w:t>### 정보 우선순위</w:t>
+      </w:r>
+    </w:p>
+    <w:p>
+      <w:r>
+        <w:t>1. label</w:t>
+      </w:r>
+    </w:p>
+    <w:p>
+      <w:r>
+        <w:t>2. value</w:t>
+      </w:r>
+    </w:p>
+    <w:p>
+      <w:r>
+        <w:t>3. interpretation</w:t>
+      </w:r>
+    </w:p>
+    <w:p>
+      <w:r>
+        <w:t>4. comparator</w:t>
+      </w:r>
+    </w:p>
+    <w:p/>
+    <w:p>
+      <w:r>
+        <w:lastRenderedPageBreak/>
+        <w:t xml:space="preserve">### </w:t>
+      </w:r>
+      <w:proofErr w:type="spellStart"/>
+      <w:r>
+        <w:t>마이크로카피</w:t>
+      </w:r>
+      <w:proofErr w:type="spellEnd"/>
+      <w:r>
         <w:t xml:space="preserve"> 예시</w:t>
       </w:r>
     </w:p>
     <w:p>
       <w:r>
-        <w:t>- “최근 공시와 재무 데이터를 바탕으로 요약했습니다.”</w:t>
-      </w:r>
-    </w:p>
-    <w:p>
-      <w:r>
-        <w:t>- 탭 라벨은 짧고 직관적으로 유지</w:t>
+        <w:t>- “외형의 유지 여부를 볼 때 참고합니다.”</w:t>
+      </w:r>
+    </w:p>
+    <w:p>
+      <w:r>
+        <w:t>- “수익성이 연도별로 안정적이었는지 함께 읽어보세요.”</w:t>
+      </w:r>
+    </w:p>
+    <w:p>
+      <w:r>
+        <w:t>- “이익이 실제 현금으로 이어졌는지 확인하는 지표입니다.”</w:t>
+      </w:r>
+    </w:p>
+    <w:p>
+      <w:r>
+        <w:t>- “주당가치 해석에 영향을 줄 수 있는 변화입니다.”</w:t>
       </w:r>
     </w:p>
     <w:p/>
@@ -728,24 +1317,37 @@
       </w:r>
       <w:proofErr w:type="spellStart"/>
       <w:r>
-        <w:t>CompanyHeader</w:t>
+        <w:t>MetricCard</w:t>
       </w:r>
       <w:proofErr w:type="spellEnd"/>
       <w:r>
         <w:t>`</w:t>
       </w:r>
     </w:p>
-    <w:p>
-      <w:r>
-        <w:t>- `</w:t>
-      </w:r>
-      <w:proofErr w:type="spellStart"/>
-      <w:r>
-        <w:t>TabNav</w:t>
-      </w:r>
-      <w:proofErr w:type="spellEnd"/>
-      <w:r>
-        <w:t>`</w:t>
+    <w:p/>
+    <w:p>
+      <w:r>
+        <w:t>### UX 원칙</w:t>
+      </w:r>
+    </w:p>
+    <w:p>
+      <w:r>
+        <w:t>- 숫자만 크게 보여주지 않는다</w:t>
+      </w:r>
+    </w:p>
+    <w:p>
+      <w:r>
+        <w:t>- 카드마다 짧은 설명이 있어야 한다</w:t>
+      </w:r>
+    </w:p>
+    <w:p>
+      <w:r>
+        <w:t>- 동일 높이 유지</w:t>
+      </w:r>
+    </w:p>
+    <w:p>
+      <w:r>
+        <w:t>- 수치 단위 표기 규칙 통일</w:t>
       </w:r>
     </w:p>
     <w:p/>
@@ -756,20 +1358,58 @@
     </w:p>
     <w:p>
       <w:r>
-        <w:t>- 탭은 sticky 가능하나 과도하게 화면을 점유하지 않도록 높이 최소화</w:t>
-      </w:r>
-    </w:p>
-    <w:p>
-      <w:r>
-        <w:t xml:space="preserve">- 기업명은 길 수 있으므로 2줄 허용, 종목코드/시장/업종은 </w:t>
-      </w:r>
-      <w:proofErr w:type="spellStart"/>
-      <w:r>
-        <w:t>줄바꿈</w:t>
-      </w:r>
-      <w:proofErr w:type="spellEnd"/>
-      <w:r>
-        <w:t xml:space="preserve"> 우선순위 설계 필요</w:t>
+        <w:t>- API는 가변 metric 목록을 내려줄 수 있어야 함</w:t>
+      </w:r>
+    </w:p>
+    <w:p>
+      <w:r>
+        <w:t>- 권장 구조:</w:t>
+      </w:r>
+    </w:p>
+    <w:p>
+      <w:r>
+        <w:t xml:space="preserve">  - key</w:t>
+      </w:r>
+    </w:p>
+    <w:p>
+      <w:r>
+        <w:t xml:space="preserve">  - label</w:t>
+      </w:r>
+    </w:p>
+    <w:p>
+      <w:r>
+        <w:t xml:space="preserve">  - value</w:t>
+      </w:r>
+    </w:p>
+    <w:p>
+      <w:r>
+        <w:t xml:space="preserve">  - unit</w:t>
+      </w:r>
+    </w:p>
+    <w:p>
+      <w:r>
+        <w:t xml:space="preserve">  - </w:t>
+      </w:r>
+      <w:proofErr w:type="spellStart"/>
+      <w:r>
+        <w:t>comparator_text</w:t>
+      </w:r>
+      <w:proofErr w:type="spellEnd"/>
+    </w:p>
+    <w:p>
+      <w:r>
+        <w:t xml:space="preserve">  - interpretation</w:t>
+      </w:r>
+    </w:p>
+    <w:p>
+      <w:r>
+        <w:t xml:space="preserve">  - order</w:t>
+      </w:r>
+    </w:p>
+    <w:p>
+      <w:r>
+        <w:lastRenderedPageBreak/>
+        <w:t>- 모바일에서는 2열, 데스크탑에서는 3x2 또는 6열 중 3x2 우선 권장</w:t>
       </w:r>
     </w:p>
     <w:p/>
@@ -781,7 +1421,7 @@
     <w:p/>
     <w:p>
       <w:r>
-        <w:t>## 5-3. One-line Summary</w:t>
+        <w:t>## 5-6. AI Summary Card</w:t>
       </w:r>
     </w:p>
     <w:p/>
@@ -792,7 +1432,7 @@
     </w:p>
     <w:p>
       <w:r>
-        <w:t>- 이 기업을 어떤 관점으로 읽어야 하는지 한 문장으로 제시</w:t>
+        <w:t>- 숫자와 배지를 자연어로 연결해 빠른 이해를 돕는 보조 설명 제공</w:t>
       </w:r>
     </w:p>
     <w:p/>
@@ -803,12 +1443,12 @@
     </w:p>
     <w:p>
       <w:r>
-        <w:t>- 이 회사는 어떤 흐름으로 이해해야 하나?</w:t>
-      </w:r>
-    </w:p>
-    <w:p>
-      <w:r>
-        <w:t>- 무엇이 핵심 해석 포인트인가?</w:t>
+        <w:t>- 요약해서 읽으면 어떤 흐름인가?</w:t>
+      </w:r>
+    </w:p>
+    <w:p>
+      <w:r>
+        <w:t>- 어떤 항목을 더 자세히 보면 되는가?</w:t>
       </w:r>
     </w:p>
     <w:p/>
@@ -819,17 +1459,22 @@
     </w:p>
     <w:p>
       <w:r>
-        <w:t>- 1문장 요약</w:t>
-      </w:r>
-    </w:p>
-    <w:p>
-      <w:r>
-        <w:t>- 최대 2~3문장 아님, “한 줄 요약” 역할 유지</w:t>
-      </w:r>
-    </w:p>
-    <w:p>
-      <w:r>
-        <w:t>- 길이: 모바일 2줄 내외, 데스크탑 2~3줄 허용</w:t>
+        <w:t>- 제목: AI 요약</w:t>
+      </w:r>
+    </w:p>
+    <w:p>
+      <w:r>
+        <w:t>- 라벨: 참고용</w:t>
+      </w:r>
+    </w:p>
+    <w:p>
+      <w:r>
+        <w:t>- 본문 3~5문장</w:t>
+      </w:r>
+    </w:p>
+    <w:p>
+      <w:r>
+        <w:t>- 하단 안내 문구</w:t>
       </w:r>
     </w:p>
     <w:p/>
@@ -840,12 +1485,17 @@
     </w:p>
     <w:p>
       <w:r>
-        <w:t>- 이 섹션은 status badge보다 위</w:t>
-      </w:r>
-    </w:p>
-    <w:p>
-      <w:r>
-        <w:t>- 숫자보다 먼저 읽히도록 배치</w:t>
+        <w:t>1. AI 요약 제목</w:t>
+      </w:r>
+    </w:p>
+    <w:p>
+      <w:r>
+        <w:t>2. 요약 문장</w:t>
+      </w:r>
+    </w:p>
+    <w:p>
+      <w:r>
+        <w:t>3. 참고용 성격 안내</w:t>
       </w:r>
     </w:p>
     <w:p/>
@@ -864,684 +1514,7 @@
     </w:p>
     <w:p>
       <w:r>
-        <w:t>- “장기적으로 외형은 유지됐지만, 최근 수익성과 현금흐름의 연결을 함께 확인할 필요가 있습니다.”</w:t>
-      </w:r>
-    </w:p>
-    <w:p>
-      <w:r>
-        <w:t>- “매출 성장보다 주당가치 유지와 자금조달 공시를 함께 읽는 것이 중요한 기업입니다.”</w:t>
-      </w:r>
-    </w:p>
-    <w:p/>
-    <w:p>
-      <w:r>
-        <w:t>### 피해야 할 표현</w:t>
-      </w:r>
-    </w:p>
-    <w:p>
-      <w:r>
-        <w:t>- “유망”</w:t>
-      </w:r>
-    </w:p>
-    <w:p>
-      <w:r>
-        <w:t>- “저평가”</w:t>
-      </w:r>
-    </w:p>
-    <w:p>
-      <w:r>
-        <w:t>- “매수 관점”</w:t>
-      </w:r>
-    </w:p>
-    <w:p>
-      <w:r>
-        <w:t>- “위험한 기업”</w:t>
-      </w:r>
-    </w:p>
-    <w:p/>
-    <w:p>
-      <w:r>
-        <w:t>### 컴포넌트 역할</w:t>
-      </w:r>
-    </w:p>
-    <w:p>
-      <w:r>
-        <w:t>- `</w:t>
-      </w:r>
-      <w:proofErr w:type="spellStart"/>
-      <w:r>
-        <w:t>SectionHeader</w:t>
-      </w:r>
-      <w:proofErr w:type="spellEnd"/>
-      <w:r>
-        <w:t xml:space="preserve">` 없이 </w:t>
-      </w:r>
-      <w:proofErr w:type="spellStart"/>
-      <w:r>
-        <w:t>본문성</w:t>
-      </w:r>
-      <w:proofErr w:type="spellEnd"/>
-      <w:r>
-        <w:t xml:space="preserve"> 요약 블록으로 처리 가능</w:t>
-      </w:r>
-    </w:p>
-    <w:p>
-      <w:r>
-        <w:t>- 강조형 텍스트 블록</w:t>
-      </w:r>
-    </w:p>
-    <w:p/>
-    <w:p>
-      <w:r>
         <w:lastRenderedPageBreak/>
-        <w:t>### handoff 메모</w:t>
-      </w:r>
-    </w:p>
-    <w:p>
-      <w:r>
-        <w:t>- API에서 완성 문장으로 내려주는 것이 좋음</w:t>
-      </w:r>
-    </w:p>
-    <w:p>
-      <w:r>
-        <w:t>- 클라이언트에서 요약 생성 로직을 두지 않는 편이 안정적</w:t>
-      </w:r>
-    </w:p>
-    <w:p/>
-    <w:p>
-      <w:r>
-        <w:t>---</w:t>
-      </w:r>
-    </w:p>
-    <w:p/>
-    <w:p>
-      <w:r>
-        <w:t>## 5-4. Status Badge Area</w:t>
-      </w:r>
-    </w:p>
-    <w:p/>
-    <w:p>
-      <w:r>
-        <w:t>### 목적</w:t>
-      </w:r>
-    </w:p>
-    <w:p>
-      <w:r>
-        <w:t>- 기업 상태를 짧은 레이블로 빠르게 스캔하게 함</w:t>
-      </w:r>
-    </w:p>
-    <w:p/>
-    <w:p>
-      <w:r>
-        <w:t>### 사용자 질문</w:t>
-      </w:r>
-    </w:p>
-    <w:p>
-      <w:r>
-        <w:t xml:space="preserve">- 이 기업의 핵심 상태를 짧게 보면 </w:t>
-      </w:r>
-      <w:proofErr w:type="spellStart"/>
-      <w:r>
-        <w:t>어떤가</w:t>
-      </w:r>
-      <w:proofErr w:type="spellEnd"/>
-      <w:r>
-        <w:t>?</w:t>
-      </w:r>
-    </w:p>
-    <w:p>
-      <w:r>
-        <w:t>- 추가로 어떤 관점이 중요한가?</w:t>
-      </w:r>
-    </w:p>
-    <w:p/>
-    <w:p>
-      <w:r>
-        <w:t>### 포함 정보</w:t>
-      </w:r>
-    </w:p>
-    <w:p>
-      <w:r>
-        <w:t>- 최대 5개 배지</w:t>
-      </w:r>
-    </w:p>
-    <w:p>
-      <w:r>
-        <w:t>- 배지별:</w:t>
-      </w:r>
-    </w:p>
-    <w:p>
-      <w:r>
-        <w:t xml:space="preserve">  - label</w:t>
-      </w:r>
-    </w:p>
-    <w:p>
-      <w:r>
-        <w:t xml:space="preserve">  - </w:t>
-      </w:r>
-      <w:proofErr w:type="gramStart"/>
-      <w:r>
-        <w:t>severity(</w:t>
-      </w:r>
-      <w:proofErr w:type="gramEnd"/>
-      <w:r>
-        <w:t>info / review / caution)</w:t>
-      </w:r>
-    </w:p>
-    <w:p>
-      <w:r>
-        <w:t xml:space="preserve">  - 선택적 관련 섹션 anchor</w:t>
-      </w:r>
-    </w:p>
-    <w:p/>
-    <w:p>
-      <w:r>
-        <w:t>### 정보 우선순위</w:t>
-      </w:r>
-    </w:p>
-    <w:p>
-      <w:r>
-        <w:t>- 숫자 카드보다 위 또는 요약 바로 아래</w:t>
-      </w:r>
-    </w:p>
-    <w:p>
-      <w:r>
-        <w:t>- “짧은 해석 신호”로 작동</w:t>
-      </w:r>
-    </w:p>
-    <w:p/>
-    <w:p>
-      <w:r>
-        <w:t>### 예시 배지</w:t>
-      </w:r>
-    </w:p>
-    <w:p>
-      <w:r>
-        <w:t>- 매출 흐름 안정적</w:t>
-      </w:r>
-    </w:p>
-    <w:p>
-      <w:r>
-        <w:t>- 수익성 변동 확인</w:t>
-      </w:r>
-    </w:p>
-    <w:p>
-      <w:r>
-        <w:t>- 현금흐름 점검 필요</w:t>
-      </w:r>
-    </w:p>
-    <w:p>
-      <w:r>
-        <w:t>- 재무 안정성 양호</w:t>
-      </w:r>
-    </w:p>
-    <w:p>
-      <w:r>
-        <w:t>- 희석 이력 확인</w:t>
-      </w:r>
-    </w:p>
-    <w:p/>
-    <w:p>
-      <w:r>
-        <w:t xml:space="preserve">### </w:t>
-      </w:r>
-      <w:proofErr w:type="spellStart"/>
-      <w:r>
-        <w:t>마이크로카피</w:t>
-      </w:r>
-      <w:proofErr w:type="spellEnd"/>
-      <w:r>
-        <w:t xml:space="preserve"> 원칙</w:t>
-      </w:r>
-    </w:p>
-    <w:p>
-      <w:r>
-        <w:t>- 10~18자 내외</w:t>
-      </w:r>
-    </w:p>
-    <w:p>
-      <w:r>
-        <w:t>- 확정 판단 금지</w:t>
-      </w:r>
-    </w:p>
-    <w:p>
-      <w:r>
-        <w:t>- 경고형이 아닌 해석형</w:t>
-      </w:r>
-    </w:p>
-    <w:p/>
-    <w:p>
-      <w:r>
-        <w:t>### 컴포넌트 역할</w:t>
-      </w:r>
-    </w:p>
-    <w:p>
-      <w:r>
-        <w:t>- `</w:t>
-      </w:r>
-      <w:proofErr w:type="spellStart"/>
-      <w:r>
-        <w:t>StatusBadge</w:t>
-      </w:r>
-      <w:proofErr w:type="spellEnd"/>
-      <w:r>
-        <w:t>`</w:t>
-      </w:r>
-    </w:p>
-    <w:p/>
-    <w:p>
-      <w:r>
-        <w:t>### handoff 메모</w:t>
-      </w:r>
-    </w:p>
-    <w:p>
-      <w:r>
-        <w:t>- badge text가 길어질 경우 2줄 허용 여부를 사전 정의</w:t>
-      </w:r>
-    </w:p>
-    <w:p>
-      <w:r>
-        <w:t>- 배지 수는 최대 5개로 UI에서 제한</w:t>
-      </w:r>
-    </w:p>
-    <w:p>
-      <w:r>
-        <w:t>- severity 색상은 과격하지 않게, 배지 배경 톤 중심</w:t>
-      </w:r>
-    </w:p>
-    <w:p/>
-    <w:p>
-      <w:r>
-        <w:t>---</w:t>
-      </w:r>
-    </w:p>
-    <w:p/>
-    <w:p>
-      <w:r>
-        <w:t>## 5-5. Snapshot Metrics</w:t>
-      </w:r>
-    </w:p>
-    <w:p/>
-    <w:p>
-      <w:r>
-        <w:lastRenderedPageBreak/>
-        <w:t>### 목적</w:t>
-      </w:r>
-    </w:p>
-    <w:p>
-      <w:r>
-        <w:t>- 이 기업을 이해할 때 가장 먼저 봐야 할 핵심 숫자를 압축 제시</w:t>
-      </w:r>
-    </w:p>
-    <w:p/>
-    <w:p>
-      <w:r>
-        <w:t>### 사용자 질문</w:t>
-      </w:r>
-    </w:p>
-    <w:p>
-      <w:r>
-        <w:t>- 가장 먼저 확인할 숫자는 무엇인가?</w:t>
-      </w:r>
-    </w:p>
-    <w:p>
-      <w:r>
-        <w:t>- 숫자를 어떻게 읽어야 하는가?</w:t>
-      </w:r>
-    </w:p>
-    <w:p/>
-    <w:p>
-      <w:r>
-        <w:t>### 포함 정보</w:t>
-      </w:r>
-    </w:p>
-    <w:p>
-      <w:r>
-        <w:t xml:space="preserve">- 최대 6개 </w:t>
-      </w:r>
-      <w:proofErr w:type="spellStart"/>
-      <w:r>
-        <w:t>MetricCard</w:t>
-      </w:r>
-      <w:proofErr w:type="spellEnd"/>
-    </w:p>
-    <w:p>
-      <w:r>
-        <w:t>- 각 카드 구성:</w:t>
-      </w:r>
-    </w:p>
-    <w:p>
-      <w:r>
-        <w:t xml:space="preserve">  - label</w:t>
-      </w:r>
-    </w:p>
-    <w:p>
-      <w:r>
-        <w:t xml:space="preserve">  - current value</w:t>
-      </w:r>
-    </w:p>
-    <w:p>
-      <w:r>
-        <w:t xml:space="preserve">  - unit</w:t>
-      </w:r>
-    </w:p>
-    <w:p>
-      <w:r>
-        <w:t xml:space="preserve">  - comparator text</w:t>
-      </w:r>
-    </w:p>
-    <w:p>
-      <w:r>
-        <w:t xml:space="preserve">  - 1줄 interpretation</w:t>
-      </w:r>
-    </w:p>
-    <w:p/>
-    <w:p>
-      <w:r>
-        <w:t>### 권장 지표</w:t>
-      </w:r>
-    </w:p>
-    <w:p>
-      <w:r>
-        <w:t>- 매출</w:t>
-      </w:r>
-    </w:p>
-    <w:p>
-      <w:r>
-        <w:t>- 영업이익 또는 영업이익률</w:t>
-      </w:r>
-    </w:p>
-    <w:p>
-      <w:r>
-        <w:t>- 영업현금흐름</w:t>
-      </w:r>
-    </w:p>
-    <w:p>
-      <w:r>
-        <w:t>- 재무 안정성 지표</w:t>
-      </w:r>
-    </w:p>
-    <w:p>
-      <w:r>
-        <w:t>- 수익성 지표(ROE/ROIC 등)</w:t>
-      </w:r>
-    </w:p>
-    <w:p>
-      <w:r>
-        <w:t>- 희석/주당지표 관련 수치</w:t>
-      </w:r>
-    </w:p>
-    <w:p/>
-    <w:p>
-      <w:r>
-        <w:t>### 정보 우선순위</w:t>
-      </w:r>
-    </w:p>
-    <w:p>
-      <w:r>
-        <w:lastRenderedPageBreak/>
-        <w:t>1. label</w:t>
-      </w:r>
-    </w:p>
-    <w:p>
-      <w:r>
-        <w:t>2. value</w:t>
-      </w:r>
-    </w:p>
-    <w:p>
-      <w:r>
-        <w:t>3. interpretation</w:t>
-      </w:r>
-    </w:p>
-    <w:p>
-      <w:r>
-        <w:t>4. comparator</w:t>
-      </w:r>
-    </w:p>
-    <w:p/>
-    <w:p>
-      <w:r>
-        <w:t xml:space="preserve">### </w:t>
-      </w:r>
-      <w:proofErr w:type="spellStart"/>
-      <w:r>
-        <w:t>마이크로카피</w:t>
-      </w:r>
-      <w:proofErr w:type="spellEnd"/>
-      <w:r>
-        <w:t xml:space="preserve"> 예시</w:t>
-      </w:r>
-    </w:p>
-    <w:p>
-      <w:r>
-        <w:t>- “외형의 유지 여부를 볼 때 참고합니다.”</w:t>
-      </w:r>
-    </w:p>
-    <w:p>
-      <w:r>
-        <w:t>- “수익성이 연도별로 안정적이었는지 함께 읽어보세요.”</w:t>
-      </w:r>
-    </w:p>
-    <w:p>
-      <w:r>
-        <w:t>- “이익이 실제 현금으로 이어졌는지 확인하는 지표입니다.”</w:t>
-      </w:r>
-    </w:p>
-    <w:p>
-      <w:r>
-        <w:t>- “주당가치 해석에 영향을 줄 수 있는 변화입니다.”</w:t>
-      </w:r>
-    </w:p>
-    <w:p/>
-    <w:p>
-      <w:r>
-        <w:t>### 컴포넌트 역할</w:t>
-      </w:r>
-    </w:p>
-    <w:p>
-      <w:r>
-        <w:t>- `</w:t>
-      </w:r>
-      <w:proofErr w:type="spellStart"/>
-      <w:r>
-        <w:t>MetricCard</w:t>
-      </w:r>
-      <w:proofErr w:type="spellEnd"/>
-      <w:r>
-        <w:t>`</w:t>
-      </w:r>
-    </w:p>
-    <w:p/>
-    <w:p>
-      <w:r>
-        <w:t>### UX 원칙</w:t>
-      </w:r>
-    </w:p>
-    <w:p>
-      <w:r>
-        <w:t>- 숫자만 크게 보여주지 않는다</w:t>
-      </w:r>
-    </w:p>
-    <w:p>
-      <w:r>
-        <w:t>- 카드마다 짧은 설명이 있어야 한다</w:t>
-      </w:r>
-    </w:p>
-    <w:p>
-      <w:r>
-        <w:t>- 동일 높이 유지</w:t>
-      </w:r>
-    </w:p>
-    <w:p>
-      <w:r>
-        <w:t>- 수치 단위 표기 규칙 통일</w:t>
-      </w:r>
-    </w:p>
-    <w:p/>
-    <w:p>
-      <w:r>
-        <w:t>### handoff 메모</w:t>
-      </w:r>
-    </w:p>
-    <w:p>
-      <w:r>
-        <w:t>- API는 가변 metric 목록을 내려줄 수 있어야 함</w:t>
-      </w:r>
-    </w:p>
-    <w:p>
-      <w:r>
-        <w:t>- 권장 구조:</w:t>
-      </w:r>
-    </w:p>
-    <w:p>
-      <w:r>
-        <w:t xml:space="preserve">  - key</w:t>
-      </w:r>
-    </w:p>
-    <w:p>
-      <w:r>
-        <w:t xml:space="preserve">  - label</w:t>
-      </w:r>
-    </w:p>
-    <w:p>
-      <w:r>
-        <w:lastRenderedPageBreak/>
-        <w:t xml:space="preserve">  - value</w:t>
-      </w:r>
-    </w:p>
-    <w:p>
-      <w:r>
-        <w:t xml:space="preserve">  - unit</w:t>
-      </w:r>
-    </w:p>
-    <w:p>
-      <w:r>
-        <w:t xml:space="preserve">  - </w:t>
-      </w:r>
-      <w:proofErr w:type="spellStart"/>
-      <w:r>
-        <w:t>comparator_text</w:t>
-      </w:r>
-      <w:proofErr w:type="spellEnd"/>
-    </w:p>
-    <w:p>
-      <w:r>
-        <w:t xml:space="preserve">  - interpretation</w:t>
-      </w:r>
-    </w:p>
-    <w:p>
-      <w:r>
-        <w:t xml:space="preserve">  - order</w:t>
-      </w:r>
-    </w:p>
-    <w:p>
-      <w:r>
-        <w:t>- 모바일에서는 2열, 데스크탑에서는 3x2 또는 6열 중 3x2 우선 권장</w:t>
-      </w:r>
-    </w:p>
-    <w:p/>
-    <w:p>
-      <w:r>
-        <w:t>---</w:t>
-      </w:r>
-    </w:p>
-    <w:p/>
-    <w:p>
-      <w:r>
-        <w:t>## 5-6. AI Summary Card</w:t>
-      </w:r>
-    </w:p>
-    <w:p/>
-    <w:p>
-      <w:r>
-        <w:t>### 목적</w:t>
-      </w:r>
-    </w:p>
-    <w:p>
-      <w:r>
-        <w:t>- 숫자와 배지를 자연어로 연결해 빠른 이해를 돕는 보조 설명 제공</w:t>
-      </w:r>
-    </w:p>
-    <w:p/>
-    <w:p>
-      <w:r>
-        <w:t>### 사용자 질문</w:t>
-      </w:r>
-    </w:p>
-    <w:p>
-      <w:r>
-        <w:t>- 요약해서 읽으면 어떤 흐름인가?</w:t>
-      </w:r>
-    </w:p>
-    <w:p>
-      <w:r>
-        <w:t>- 어떤 항목을 더 자세히 보면 되는가?</w:t>
-      </w:r>
-    </w:p>
-    <w:p/>
-    <w:p>
-      <w:r>
-        <w:t>### 포함 정보</w:t>
-      </w:r>
-    </w:p>
-    <w:p>
-      <w:r>
-        <w:t>- 제목: AI 요약</w:t>
-      </w:r>
-    </w:p>
-    <w:p>
-      <w:r>
-        <w:t>- 라벨: 참고용</w:t>
-      </w:r>
-    </w:p>
-    <w:p>
-      <w:r>
-        <w:t>- 본문 3~5문장</w:t>
-      </w:r>
-    </w:p>
-    <w:p>
-      <w:r>
-        <w:t>- 하단 안내 문구</w:t>
-      </w:r>
-    </w:p>
-    <w:p/>
-    <w:p>
-      <w:r>
-        <w:t>### 정보 우선순위</w:t>
-      </w:r>
-    </w:p>
-    <w:p>
-      <w:r>
-        <w:lastRenderedPageBreak/>
-        <w:t>1. AI 요약 제목</w:t>
-      </w:r>
-    </w:p>
-    <w:p>
-      <w:r>
-        <w:t>2. 요약 문장</w:t>
-      </w:r>
-    </w:p>
-    <w:p>
-      <w:r>
-        <w:t>3. 참고용 성격 안내</w:t>
-      </w:r>
-    </w:p>
-    <w:p/>
-    <w:p>
-      <w:r>
-        <w:t xml:space="preserve">### </w:t>
-      </w:r>
-      <w:proofErr w:type="spellStart"/>
-      <w:r>
-        <w:t>마이크로카피</w:t>
-      </w:r>
-      <w:proofErr w:type="spellEnd"/>
-      <w:r>
-        <w:t xml:space="preserve"> 예시</w:t>
-      </w:r>
-    </w:p>
-    <w:p>
-      <w:r>
         <w:t>- 제목: “AI 요약”</w:t>
       </w:r>
     </w:p>
@@ -1631,18 +1604,220 @@
     </w:p>
     <w:p>
       <w:r>
+        <w:t>- `</w:t>
+      </w:r>
+      <w:proofErr w:type="spellStart"/>
+      <w:r>
+        <w:t>AiSummaryCard</w:t>
+      </w:r>
+      <w:proofErr w:type="spellEnd"/>
+      <w:r>
+        <w:t>`</w:t>
+      </w:r>
+    </w:p>
+    <w:p/>
+    <w:p>
+      <w:r>
+        <w:t>### handoff 메모</w:t>
+      </w:r>
+    </w:p>
+    <w:p>
+      <w:r>
+        <w:t>- paragraph array로 받는 것이 렌더링에 유리</w:t>
+      </w:r>
+    </w:p>
+    <w:p>
+      <w:r>
+        <w:t>- 최대 문장 수 제한 필요</w:t>
+      </w:r>
+    </w:p>
+    <w:p>
+      <w:r>
         <w:lastRenderedPageBreak/>
+        <w:t xml:space="preserve">- AI 요약 </w:t>
+      </w:r>
+      <w:proofErr w:type="spellStart"/>
+      <w:r>
+        <w:t>미생성</w:t>
+      </w:r>
+      <w:proofErr w:type="spellEnd"/>
+      <w:r>
+        <w:t xml:space="preserve"> 시 fallback copy 필요</w:t>
+      </w:r>
+    </w:p>
+    <w:p/>
+    <w:p>
+      <w:r>
+        <w:t>---</w:t>
+      </w:r>
+    </w:p>
+    <w:p/>
+    <w:p>
+      <w:r>
+        <w:t>## 5-7. 10-year Trend Preview</w:t>
+      </w:r>
+    </w:p>
+    <w:p/>
+    <w:p>
+      <w:r>
+        <w:t>### 목적</w:t>
+      </w:r>
+    </w:p>
+    <w:p>
+      <w:r>
+        <w:t>- 장기 흐름을 overview 수준에서 미리 보여주고, 상세 화면으로 진입시킴</w:t>
+      </w:r>
+    </w:p>
+    <w:p/>
+    <w:p>
+      <w:r>
+        <w:t>### 사용자 질문</w:t>
+      </w:r>
+    </w:p>
+    <w:p>
+      <w:r>
+        <w:t>- 길게 보면 이 기업은 어떻게 움직였는가?</w:t>
+      </w:r>
+    </w:p>
+    <w:p>
+      <w:r>
+        <w:t>- 성장, 수익성, 안정성 중 무엇이 특징인가?</w:t>
+      </w:r>
+    </w:p>
+    <w:p/>
+    <w:p>
+      <w:r>
+        <w:t>### 포함 정보</w:t>
+      </w:r>
+    </w:p>
+    <w:p>
+      <w:r>
+        <w:t xml:space="preserve">- 최대 3개 </w:t>
+      </w:r>
+      <w:proofErr w:type="spellStart"/>
+      <w:r>
+        <w:t>ChartCard</w:t>
+      </w:r>
+      <w:proofErr w:type="spellEnd"/>
+    </w:p>
+    <w:p>
+      <w:r>
+        <w:t>- 각 카드 구성:</w:t>
+      </w:r>
+    </w:p>
+    <w:p>
+      <w:r>
+        <w:t xml:space="preserve">  - title</w:t>
+      </w:r>
+    </w:p>
+    <w:p>
+      <w:r>
+        <w:t xml:space="preserve">  - category</w:t>
+      </w:r>
+    </w:p>
+    <w:p>
+      <w:r>
+        <w:t xml:space="preserve">  - narrative</w:t>
+      </w:r>
+    </w:p>
+    <w:p>
+      <w:r>
+        <w:t xml:space="preserve">  - mini chart</w:t>
+      </w:r>
+    </w:p>
+    <w:p>
+      <w:r>
+        <w:t xml:space="preserve">  - CTA</w:t>
+      </w:r>
+    </w:p>
+    <w:p/>
+    <w:p>
+      <w:r>
+        <w:t>### 권장 카테고리 조합</w:t>
+      </w:r>
+    </w:p>
+    <w:p>
+      <w:r>
+        <w:t>1. 성장</w:t>
+      </w:r>
+    </w:p>
+    <w:p>
+      <w:r>
+        <w:t>2. 수익성/현금흐름</w:t>
+      </w:r>
+    </w:p>
+    <w:p>
+      <w:r>
+        <w:lastRenderedPageBreak/>
+        <w:t>3. 안정성/희석</w:t>
+      </w:r>
+    </w:p>
+    <w:p/>
+    <w:p>
+      <w:r>
+        <w:t xml:space="preserve">### </w:t>
+      </w:r>
+      <w:proofErr w:type="spellStart"/>
+      <w:r>
+        <w:t>마이크로카피</w:t>
+      </w:r>
+      <w:proofErr w:type="spellEnd"/>
+      <w:r>
+        <w:t xml:space="preserve"> 예시</w:t>
+      </w:r>
+    </w:p>
+    <w:p>
+      <w:r>
+        <w:t>- “외형이 꾸준히 유지되었는지 먼저 확인합니다.”</w:t>
+      </w:r>
+    </w:p>
+    <w:p>
+      <w:r>
+        <w:t>- “수익의 안정성과 변동 폭을 함께 읽는 구간입니다.”</w:t>
+      </w:r>
+    </w:p>
+    <w:p>
+      <w:r>
+        <w:t>- “재무 구조 또는 주당가치 관련 흐름을 확인합니다.”</w:t>
+      </w:r>
+    </w:p>
+    <w:p>
+      <w:r>
+        <w:t>- CTA: “추이 자세히 보기”</w:t>
+      </w:r>
+    </w:p>
+    <w:p/>
+    <w:p>
+      <w:r>
+        <w:t>### 컴포넌트 역할</w:t>
+      </w:r>
+    </w:p>
+    <w:p>
+      <w:r>
         <w:t>- `</w:t>
       </w:r>
       <w:proofErr w:type="spellStart"/>
       <w:r>
-        <w:t>AiSummaryCard</w:t>
+        <w:t>ChartCard</w:t>
       </w:r>
       <w:proofErr w:type="spellEnd"/>
       <w:r>
         <w:t>`</w:t>
       </w:r>
     </w:p>
+    <w:p>
+      <w:r>
+        <w:t>- `</w:t>
+      </w:r>
+      <w:proofErr w:type="spellStart"/>
+      <w:r>
+        <w:t>SectionHeader</w:t>
+      </w:r>
+      <w:proofErr w:type="spellEnd"/>
+      <w:r>
+        <w:t>`</w:t>
+      </w:r>
+    </w:p>
     <w:p/>
     <w:p>
       <w:r>
@@ -1651,25 +1826,17 @@
     </w:p>
     <w:p>
       <w:r>
-        <w:t>- paragraph array로 받는 것이 렌더링에 유리</w:t>
-      </w:r>
-    </w:p>
-    <w:p>
-      <w:r>
-        <w:t>- 최대 문장 수 제한 필요</w:t>
-      </w:r>
-    </w:p>
-    <w:p>
-      <w:r>
-        <w:t xml:space="preserve">- AI 요약 </w:t>
-      </w:r>
-      <w:proofErr w:type="spellStart"/>
-      <w:r>
-        <w:t>미생성</w:t>
-      </w:r>
-      <w:proofErr w:type="spellEnd"/>
-      <w:r>
-        <w:t xml:space="preserve"> 시 fallback copy 필요</w:t>
+        <w:t>- overview에서는 차트 해석 문장이 차트 자체보다 중요</w:t>
+      </w:r>
+    </w:p>
+    <w:p>
+      <w:r>
+        <w:t>- 상세 상호작용은 Financial Trends에서 제공</w:t>
+      </w:r>
+    </w:p>
+    <w:p>
+      <w:r>
+        <w:t>- 모바일용 축약 차트 렌더링 별도 고려</w:t>
       </w:r>
     </w:p>
     <w:p/>
@@ -1681,7 +1848,7 @@
     <w:p/>
     <w:p>
       <w:r>
-        <w:t>## 5-7. 10-year Trend Preview</w:t>
+        <w:t>## 5-8. Risk Preview</w:t>
       </w:r>
     </w:p>
     <w:p/>
@@ -1692,7 +1859,7 @@
     </w:p>
     <w:p>
       <w:r>
-        <w:t>- 장기 흐름을 overview 수준에서 미리 보여주고, 상세 화면으로 진입시킴</w:t>
+        <w:t>- 대표 확인 포인트를 압축해서 보여주고 Risk &amp; Filings로 연결</w:t>
       </w:r>
     </w:p>
     <w:p/>
@@ -1703,12 +1870,13 @@
     </w:p>
     <w:p>
       <w:r>
-        <w:t>- 길게 보면 이 기업은 어떻게 움직였는가?</w:t>
-      </w:r>
-    </w:p>
-    <w:p>
-      <w:r>
-        <w:t>- 성장, 수익성, 안정성 중 무엇이 특징인가?</w:t>
+        <w:lastRenderedPageBreak/>
+        <w:t>- 추가로 확인할 중요한 포인트가 있는가?</w:t>
+      </w:r>
+    </w:p>
+    <w:p>
+      <w:r>
+        <w:t>- 무엇이 확정적 위험이 아니라 점검 항목인가?</w:t>
       </w:r>
     </w:p>
     <w:p/>
@@ -1723,13 +1891,21 @@
       </w:r>
       <w:proofErr w:type="spellStart"/>
       <w:r>
-        <w:t>ChartCard</w:t>
-      </w:r>
-      <w:proofErr w:type="spellEnd"/>
-    </w:p>
-    <w:p>
-      <w:r>
-        <w:t>- 각 카드 구성:</w:t>
+        <w:t>RiskCard</w:t>
+      </w:r>
+      <w:proofErr w:type="spellEnd"/>
+      <w:r>
+        <w:t xml:space="preserve"> Preview</w:t>
+      </w:r>
+    </w:p>
+    <w:p>
+      <w:r>
+        <w:t>- 카드별:</w:t>
+      </w:r>
+    </w:p>
+    <w:p>
+      <w:r>
+        <w:t xml:space="preserve">  - severity</w:t>
       </w:r>
     </w:p>
     <w:p>
@@ -1739,214 +1915,43 @@
     </w:p>
     <w:p>
       <w:r>
-        <w:t xml:space="preserve">  - category</w:t>
-      </w:r>
-    </w:p>
-    <w:p>
-      <w:r>
-        <w:t xml:space="preserve">  - narrative</w:t>
-      </w:r>
-    </w:p>
-    <w:p>
-      <w:r>
-        <w:t xml:space="preserve">  - mini chart</w:t>
-      </w:r>
-    </w:p>
-    <w:p>
-      <w:r>
-        <w:lastRenderedPageBreak/>
+        <w:t xml:space="preserve">  - summary</w:t>
+      </w:r>
+    </w:p>
+    <w:p>
+      <w:r>
+        <w:t xml:space="preserve">  - </w:t>
+      </w:r>
+      <w:proofErr w:type="spellStart"/>
+      <w:r>
+        <w:t>why_it_matters</w:t>
+      </w:r>
+      <w:proofErr w:type="spellEnd"/>
+    </w:p>
+    <w:p>
+      <w:r>
         <w:t xml:space="preserve">  - CTA</w:t>
       </w:r>
     </w:p>
     <w:p/>
     <w:p>
       <w:r>
-        <w:t>### 권장 카테고리 조합</w:t>
-      </w:r>
-    </w:p>
-    <w:p>
-      <w:r>
-        <w:t>1. 성장</w:t>
-      </w:r>
-    </w:p>
-    <w:p>
-      <w:r>
-        <w:t>2. 수익성/현금흐름</w:t>
-      </w:r>
-    </w:p>
-    <w:p>
-      <w:r>
-        <w:t>3. 안정성/희석</w:t>
-      </w:r>
-    </w:p>
-    <w:p/>
-    <w:p>
-      <w:r>
-        <w:t xml:space="preserve">### </w:t>
-      </w:r>
-      <w:proofErr w:type="spellStart"/>
-      <w:r>
-        <w:t>마이크로카피</w:t>
-      </w:r>
-      <w:proofErr w:type="spellEnd"/>
-      <w:r>
-        <w:t xml:space="preserve"> 예시</w:t>
-      </w:r>
-    </w:p>
-    <w:p>
-      <w:r>
-        <w:t>- “외형이 꾸준히 유지되었는지 먼저 확인합니다.”</w:t>
-      </w:r>
-    </w:p>
-    <w:p>
-      <w:r>
-        <w:t>- “수익의 안정성과 변동 폭을 함께 읽는 구간입니다.”</w:t>
-      </w:r>
-    </w:p>
-    <w:p>
-      <w:r>
-        <w:t>- “재무 구조 또는 주당가치 관련 흐름을 확인합니다.”</w:t>
-      </w:r>
-    </w:p>
-    <w:p>
-      <w:r>
-        <w:t>- CTA: “추이 자세히 보기”</w:t>
-      </w:r>
-    </w:p>
-    <w:p/>
-    <w:p>
-      <w:r>
-        <w:t>### 컴포넌트 역할</w:t>
-      </w:r>
-    </w:p>
-    <w:p>
-      <w:r>
-        <w:t>- `</w:t>
-      </w:r>
-      <w:proofErr w:type="spellStart"/>
-      <w:r>
-        <w:t>ChartCard</w:t>
-      </w:r>
-      <w:proofErr w:type="spellEnd"/>
-      <w:r>
-        <w:t>`</w:t>
-      </w:r>
-    </w:p>
-    <w:p>
-      <w:r>
-        <w:t>- `</w:t>
-      </w:r>
-      <w:proofErr w:type="spellStart"/>
-      <w:r>
-        <w:t>SectionHeader</w:t>
-      </w:r>
-      <w:proofErr w:type="spellEnd"/>
-      <w:r>
-        <w:t>`</w:t>
-      </w:r>
-    </w:p>
-    <w:p/>
-    <w:p>
-      <w:r>
-        <w:t>### handoff 메모</w:t>
-      </w:r>
-    </w:p>
-    <w:p>
-      <w:r>
-        <w:t>- overview에서는 차트 해석 문장이 차트 자체보다 중요</w:t>
-      </w:r>
-    </w:p>
-    <w:p>
-      <w:r>
-        <w:t>- 상세 상호작용은 Financial Trends에서 제공</w:t>
-      </w:r>
-    </w:p>
-    <w:p>
-      <w:r>
-        <w:t>- 모바일용 축약 차트 렌더링 별도 고려</w:t>
-      </w:r>
-    </w:p>
-    <w:p/>
-    <w:p>
-      <w:r>
-        <w:t>---</w:t>
-      </w:r>
-    </w:p>
-    <w:p/>
-    <w:p>
-      <w:r>
-        <w:t>## 5-8. Risk Preview</w:t>
-      </w:r>
-    </w:p>
-    <w:p/>
-    <w:p>
-      <w:r>
-        <w:t>### 목적</w:t>
-      </w:r>
-    </w:p>
-    <w:p>
-      <w:r>
-        <w:t>- 대표 확인 포인트를 압축해서 보여주고 Risk &amp; Filings로 연결</w:t>
-      </w:r>
-    </w:p>
-    <w:p/>
-    <w:p>
-      <w:r>
-        <w:t>### 사용자 질문</w:t>
-      </w:r>
-    </w:p>
-    <w:p>
-      <w:r>
-        <w:t>- 추가로 확인할 중요한 포인트가 있는가?</w:t>
-      </w:r>
-    </w:p>
-    <w:p>
-      <w:r>
-        <w:t>- 무엇이 확정적 위험이 아니라 점검 항목인가?</w:t>
-      </w:r>
-    </w:p>
-    <w:p/>
-    <w:p>
-      <w:r>
-        <w:t>### 포함 정보</w:t>
-      </w:r>
-    </w:p>
-    <w:p>
-      <w:r>
-        <w:t xml:space="preserve">- 최대 3개 </w:t>
-      </w:r>
-      <w:proofErr w:type="spellStart"/>
-      <w:r>
-        <w:t>RiskCard</w:t>
-      </w:r>
-      <w:proofErr w:type="spellEnd"/>
-      <w:r>
-        <w:t xml:space="preserve"> Preview</w:t>
-      </w:r>
-    </w:p>
-    <w:p>
-      <w:r>
-        <w:t>- 카드별:</w:t>
-      </w:r>
-    </w:p>
-    <w:p>
-      <w:r>
-        <w:t xml:space="preserve">  - severity</w:t>
-      </w:r>
-    </w:p>
-    <w:p>
-      <w:r>
-        <w:t xml:space="preserve">  - title</w:t>
-      </w:r>
-    </w:p>
-    <w:p>
-      <w:r>
-        <w:t xml:space="preserve">  - summary</w:t>
-      </w:r>
-    </w:p>
-    <w:p>
-      <w:r>
-        <w:t xml:space="preserve">  - </w:t>
+        <w:t>### 정보 우선순위</w:t>
+      </w:r>
+    </w:p>
+    <w:p>
+      <w:r>
+        <w:t>1. 제목</w:t>
+      </w:r>
+    </w:p>
+    <w:p>
+      <w:r>
+        <w:t>2. summary</w:t>
+      </w:r>
+    </w:p>
+    <w:p>
+      <w:r>
+        <w:t xml:space="preserve">3. </w:t>
       </w:r>
       <w:proofErr w:type="spellStart"/>
       <w:r>
@@ -1956,37 +1961,6 @@
     </w:p>
     <w:p>
       <w:r>
-        <w:t xml:space="preserve">  - CTA</w:t>
-      </w:r>
-    </w:p>
-    <w:p/>
-    <w:p>
-      <w:r>
-        <w:t>### 정보 우선순위</w:t>
-      </w:r>
-    </w:p>
-    <w:p>
-      <w:r>
-        <w:t>1. 제목</w:t>
-      </w:r>
-    </w:p>
-    <w:p>
-      <w:r>
-        <w:t>2. summary</w:t>
-      </w:r>
-    </w:p>
-    <w:p>
-      <w:r>
-        <w:t xml:space="preserve">3. </w:t>
-      </w:r>
-      <w:proofErr w:type="spellStart"/>
-      <w:r>
-        <w:t>why_it_matters</w:t>
-      </w:r>
-      <w:proofErr w:type="spellEnd"/>
-    </w:p>
-    <w:p>
-      <w:r>
         <w:t>4. severity</w:t>
       </w:r>
     </w:p>
@@ -1999,7 +1973,6 @@
     <w:p/>
     <w:p>
       <w:r>
-        <w:lastRenderedPageBreak/>
         <w:t xml:space="preserve">### </w:t>
       </w:r>
       <w:proofErr w:type="spellStart"/>
@@ -2035,6 +2008,7 @@
     </w:p>
     <w:p>
       <w:r>
+        <w:lastRenderedPageBreak/>
         <w:t>- “일부 기간에는 이익과 현금흐름의 방향이 다르게 나타났습니다.”</w:t>
       </w:r>
     </w:p>
@@ -2119,13 +2093,153 @@
     </w:p>
     <w:p>
       <w:r>
+        <w:t>- 이 요약의 근거가 되는 공시는 어디서 보나?</w:t>
+      </w:r>
+    </w:p>
+    <w:p>
+      <w:r>
+        <w:t>- 직접 확인하려면 무엇을 눌러야 하나?</w:t>
+      </w:r>
+    </w:p>
+    <w:p/>
+    <w:p>
+      <w:r>
+        <w:t>### 포함 정보</w:t>
+      </w:r>
+    </w:p>
+    <w:p>
+      <w:r>
+        <w:t>- 최근 주요 공시 3~5개</w:t>
+      </w:r>
+    </w:p>
+    <w:p>
+      <w:r>
         <w:lastRenderedPageBreak/>
-        <w:t>- 이 요약의 근거가 되는 공시는 어디서 보나?</w:t>
-      </w:r>
-    </w:p>
-    <w:p>
-      <w:r>
-        <w:t>- 직접 확인하려면 무엇을 눌러야 하나?</w:t>
+        <w:t>- 제목</w:t>
+      </w:r>
+    </w:p>
+    <w:p>
+      <w:r>
+        <w:t>- 날짜</w:t>
+      </w:r>
+    </w:p>
+    <w:p>
+      <w:r>
+        <w:t>- 출처 라벨</w:t>
+      </w:r>
+    </w:p>
+    <w:p>
+      <w:r>
+        <w:t>- 외부 링크</w:t>
+      </w:r>
+    </w:p>
+    <w:p>
+      <w:r>
+        <w:t>- 전체 보기 링크</w:t>
+      </w:r>
+    </w:p>
+    <w:p/>
+    <w:p>
+      <w:r>
+        <w:t xml:space="preserve">### </w:t>
+      </w:r>
+      <w:proofErr w:type="spellStart"/>
+      <w:r>
+        <w:t>마이크로카피</w:t>
+      </w:r>
+      <w:proofErr w:type="spellEnd"/>
+      <w:r>
+        <w:t xml:space="preserve"> 예시</w:t>
+      </w:r>
+    </w:p>
+    <w:p>
+      <w:r>
+        <w:t>- “최근 주요 공시 원문”</w:t>
+      </w:r>
+    </w:p>
+    <w:p>
+      <w:r>
+        <w:t>- “필요하면 원문을 직접 확인해 보세요.”</w:t>
+      </w:r>
+    </w:p>
+    <w:p>
+      <w:r>
+        <w:t>- “전체 공시 보기”</w:t>
+      </w:r>
+    </w:p>
+    <w:p/>
+    <w:p>
+      <w:r>
+        <w:t>### 컴포넌트 역할</w:t>
+      </w:r>
+    </w:p>
+    <w:p>
+      <w:r>
+        <w:t>- `</w:t>
+      </w:r>
+      <w:proofErr w:type="spellStart"/>
+      <w:r>
+        <w:t>FilingLinkList</w:t>
+      </w:r>
+      <w:proofErr w:type="spellEnd"/>
+      <w:r>
+        <w:t>`</w:t>
+      </w:r>
+    </w:p>
+    <w:p/>
+    <w:p>
+      <w:r>
+        <w:t>### handoff 메모</w:t>
+      </w:r>
+    </w:p>
+    <w:p>
+      <w:r>
+        <w:t>- relevance 정렬이 가능하면 overview와 관련된 공시를 우선 노출</w:t>
+      </w:r>
+    </w:p>
+    <w:p>
+      <w:r>
+        <w:t>- 외부 링크 아이콘 또는 텍스트 필요</w:t>
+      </w:r>
+    </w:p>
+    <w:p/>
+    <w:p>
+      <w:r>
+        <w:t>---</w:t>
+      </w:r>
+    </w:p>
+    <w:p/>
+    <w:p>
+      <w:r>
+        <w:t>## 5-10. Disclaimer Box</w:t>
+      </w:r>
+    </w:p>
+    <w:p/>
+    <w:p>
+      <w:r>
+        <w:t>### 목적</w:t>
+      </w:r>
+    </w:p>
+    <w:p>
+      <w:r>
+        <w:t>- 서비스의 성격과 한계를 명확히 전달</w:t>
+      </w:r>
+    </w:p>
+    <w:p/>
+    <w:p>
+      <w:r>
+        <w:lastRenderedPageBreak/>
+        <w:t>### 사용자 질문</w:t>
+      </w:r>
+    </w:p>
+    <w:p>
+      <w:r>
+        <w:t>- 이 정보는 어떤 성격인가?</w:t>
+      </w:r>
+    </w:p>
+    <w:p>
+      <w:r>
+        <w:t>- 어디까지 참고해야 하는가?</w:t>
       </w:r>
     </w:p>
     <w:p/>
@@ -2136,32 +2250,17 @@
     </w:p>
     <w:p>
       <w:r>
-        <w:t>- 최근 주요 공시 3~5개</w:t>
-      </w:r>
-    </w:p>
-    <w:p>
-      <w:r>
-        <w:t>- 제목</w:t>
-      </w:r>
-    </w:p>
-    <w:p>
-      <w:r>
-        <w:t>- 날짜</w:t>
-      </w:r>
-    </w:p>
-    <w:p>
-      <w:r>
-        <w:t>- 출처 라벨</w:t>
-      </w:r>
-    </w:p>
-    <w:p>
-      <w:r>
-        <w:t>- 외부 링크</w:t>
-      </w:r>
-    </w:p>
-    <w:p>
-      <w:r>
-        <w:t>- 전체 보기 링크</w:t>
+        <w:t>- 투자 권유 아님</w:t>
+      </w:r>
+    </w:p>
+    <w:p>
+      <w:r>
+        <w:t>- AI 요약은 참고용</w:t>
+      </w:r>
+    </w:p>
+    <w:p>
+      <w:r>
+        <w:t>- 원문 공시 병행 확인 권장</w:t>
       </w:r>
     </w:p>
     <w:p/>
@@ -2180,7 +2279,517 @@
     </w:p>
     <w:p>
       <w:r>
-        <w:t>- “최근 주요 공시 원문”</w:t>
+        <w:t>- “이 화면은 기업 이해를 돕기 위한 정보 요약입니다.”</w:t>
+      </w:r>
+    </w:p>
+    <w:p>
+      <w:r>
+        <w:t>- “투자 권유 또는 매매 추천이 아니며, 최종 판단 전 원문 공시 확인을 권장합니다.”</w:t>
+      </w:r>
+    </w:p>
+    <w:p/>
+    <w:p>
+      <w:r>
+        <w:t>### 컴포넌트 역할</w:t>
+      </w:r>
+    </w:p>
+    <w:p>
+      <w:r>
+        <w:t>- `</w:t>
+      </w:r>
+      <w:proofErr w:type="spellStart"/>
+      <w:r>
+        <w:t>DisclaimerBox</w:t>
+      </w:r>
+      <w:proofErr w:type="spellEnd"/>
+      <w:r>
+        <w:t>`</w:t>
+      </w:r>
+    </w:p>
+    <w:p/>
+    <w:p>
+      <w:r>
+        <w:t>### handoff 메모</w:t>
+      </w:r>
+    </w:p>
+    <w:p>
+      <w:r>
+        <w:t>- 지나치게 작게 배치하지 말 것</w:t>
+      </w:r>
+    </w:p>
+    <w:p>
+      <w:r>
+        <w:t>- 하단 고정 배너가 아니라 콘텐츠 일부로 자연스럽게 포함</w:t>
+      </w:r>
+    </w:p>
+    <w:p/>
+    <w:p>
+      <w:r>
+        <w:t>---</w:t>
+      </w:r>
+    </w:p>
+    <w:p/>
+    <w:p>
+      <w:r>
+        <w:t># 6. 모바일 레이아웃</w:t>
+      </w:r>
+    </w:p>
+    <w:p/>
+    <w:p>
+      <w:r>
+        <w:t>## 구조 원칙</w:t>
+      </w:r>
+    </w:p>
+    <w:p>
+      <w:r>
+        <w:lastRenderedPageBreak/>
+        <w:t>- 단일 컬럼</w:t>
+      </w:r>
+    </w:p>
+    <w:p>
+      <w:r>
+        <w:t>- 핵심 요약 우선</w:t>
+      </w:r>
+    </w:p>
+    <w:p>
+      <w:r>
+        <w:t>- 상세 표/긴 설명 최소화</w:t>
+      </w:r>
+    </w:p>
+    <w:p>
+      <w:r>
+        <w:t>- 차트는 프리뷰 수준</w:t>
+      </w:r>
+    </w:p>
+    <w:p>
+      <w:r>
+        <w:t>- 사용자는 빠르게 훑고 필요 시 상세로 이동</w:t>
+      </w:r>
+    </w:p>
+    <w:p/>
+    <w:p>
+      <w:r>
+        <w:t>## 모바일 와이어프레임 순서</w:t>
+      </w:r>
+    </w:p>
+    <w:p/>
+    <w:p>
+      <w:r>
+        <w:t>1. Global Header</w:t>
+      </w:r>
+    </w:p>
+    <w:p>
+      <w:r>
+        <w:t>2. Company Header</w:t>
+      </w:r>
+    </w:p>
+    <w:p>
+      <w:r>
+        <w:t>3. One-line Summary</w:t>
+      </w:r>
+    </w:p>
+    <w:p>
+      <w:r>
+        <w:t>4. Status Badge Area</w:t>
+      </w:r>
+    </w:p>
+    <w:p>
+      <w:r>
+        <w:t>5. Snapshot Metrics</w:t>
+      </w:r>
+    </w:p>
+    <w:p>
+      <w:r>
+        <w:t xml:space="preserve">   - 2열 x 3행</w:t>
+      </w:r>
+    </w:p>
+    <w:p>
+      <w:r>
+        <w:t>6. AI Summary Card</w:t>
+      </w:r>
+    </w:p>
+    <w:p>
+      <w:r>
+        <w:t>7. Trend Preview</w:t>
+      </w:r>
+    </w:p>
+    <w:p>
+      <w:r>
+        <w:t xml:space="preserve">   - 3개 카드 세로 스택</w:t>
+      </w:r>
+    </w:p>
+    <w:p>
+      <w:r>
+        <w:t>8. Risk Preview</w:t>
+      </w:r>
+    </w:p>
+    <w:p>
+      <w:r>
+        <w:t xml:space="preserve">   - 3개 카드 세로 스택</w:t>
+      </w:r>
+    </w:p>
+    <w:p>
+      <w:r>
+        <w:t>9. Filing Link List</w:t>
+      </w:r>
+    </w:p>
+    <w:p>
+      <w:r>
+        <w:t>10. Disclaimer Box</w:t>
+      </w:r>
+    </w:p>
+    <w:p/>
+    <w:p>
+      <w:r>
+        <w:t>## 모바일 레이아웃 메모</w:t>
+      </w:r>
+    </w:p>
+    <w:p>
+      <w:r>
+        <w:t xml:space="preserve">- </w:t>
+      </w:r>
+      <w:proofErr w:type="spellStart"/>
+      <w:r>
+        <w:t>MetricCard</w:t>
+      </w:r>
+      <w:proofErr w:type="spellEnd"/>
+      <w:r>
+        <w:t>는 2열이 최적</w:t>
+      </w:r>
+    </w:p>
+    <w:p>
+      <w:r>
+        <w:t>- badges는 wrap 또는 가로 스크롤</w:t>
+      </w:r>
+    </w:p>
+    <w:p>
+      <w:r>
+        <w:lastRenderedPageBreak/>
+        <w:t>- AI 요약은 기본 노출, 접기 옵션은 길이 초과 시만</w:t>
+      </w:r>
+    </w:p>
+    <w:p>
+      <w:r>
+        <w:t>- 차트 높이는 낮고 간결하게</w:t>
+      </w:r>
+    </w:p>
+    <w:p>
+      <w:r>
+        <w:t>- CTA는 링크형 텍스트 버튼 우선</w:t>
+      </w:r>
+    </w:p>
+    <w:p/>
+    <w:p>
+      <w:r>
+        <w:t>---</w:t>
+      </w:r>
+    </w:p>
+    <w:p/>
+    <w:p>
+      <w:r>
+        <w:t># 7. 데스크탑 레이아웃</w:t>
+      </w:r>
+    </w:p>
+    <w:p/>
+    <w:p>
+      <w:r>
+        <w:t>## 구조 원칙</w:t>
+      </w:r>
+    </w:p>
+    <w:p>
+      <w:r>
+        <w:t>- 정보 비교 가능성 강화</w:t>
+      </w:r>
+    </w:p>
+    <w:p>
+      <w:r>
+        <w:t>- 12컬럼 또는 2단 혼합 레이아웃</w:t>
+      </w:r>
+    </w:p>
+    <w:p>
+      <w:r>
+        <w:t xml:space="preserve">- 상단은 </w:t>
+      </w:r>
+      <w:proofErr w:type="spellStart"/>
+      <w:r>
+        <w:t>전체폭</w:t>
+      </w:r>
+      <w:proofErr w:type="spellEnd"/>
+      <w:r>
+        <w:t>, 하단 일부만 2단화</w:t>
+      </w:r>
+    </w:p>
+    <w:p/>
+    <w:p>
+      <w:r>
+        <w:t>## 권장 데스크탑 레이아웃</w:t>
+      </w:r>
+    </w:p>
+    <w:p/>
+    <w:p>
+      <w:r>
+        <w:t xml:space="preserve">### 상단 </w:t>
+      </w:r>
+      <w:proofErr w:type="spellStart"/>
+      <w:r>
+        <w:t>전체폭</w:t>
+      </w:r>
+      <w:proofErr w:type="spellEnd"/>
+    </w:p>
+    <w:p>
+      <w:r>
+        <w:t>1. Global Header</w:t>
+      </w:r>
+    </w:p>
+    <w:p>
+      <w:r>
+        <w:t xml:space="preserve">2. Company Header + </w:t>
+      </w:r>
+      <w:proofErr w:type="spellStart"/>
+      <w:r>
+        <w:t>TabNav</w:t>
+      </w:r>
+      <w:proofErr w:type="spellEnd"/>
+    </w:p>
+    <w:p>
+      <w:r>
+        <w:t>3. Summary Band</w:t>
+      </w:r>
+    </w:p>
+    <w:p>
+      <w:r>
+        <w:t xml:space="preserve">   - 좌측: One-line Summary</w:t>
+      </w:r>
+    </w:p>
+    <w:p>
+      <w:r>
+        <w:t xml:space="preserve">   - 우측: Status Badges</w:t>
+      </w:r>
+    </w:p>
+    <w:p/>
+    <w:p>
+      <w:r>
+        <w:t xml:space="preserve">### 중단 </w:t>
+      </w:r>
+      <w:proofErr w:type="spellStart"/>
+      <w:r>
+        <w:t>전체폭</w:t>
+      </w:r>
+      <w:proofErr w:type="spellEnd"/>
+    </w:p>
+    <w:p>
+      <w:r>
+        <w:t>4. Snapshot Metrics</w:t>
+      </w:r>
+    </w:p>
+    <w:p>
+      <w:r>
+        <w:t xml:space="preserve">   - 3열 x 2행 권장</w:t>
+      </w:r>
+    </w:p>
+    <w:p>
+      <w:r>
+        <w:lastRenderedPageBreak/>
+        <w:t>5. AI Summary Card</w:t>
+      </w:r>
+    </w:p>
+    <w:p>
+      <w:r>
+        <w:t xml:space="preserve">   - </w:t>
+      </w:r>
+      <w:proofErr w:type="spellStart"/>
+      <w:r>
+        <w:t>전체폭</w:t>
+      </w:r>
+      <w:proofErr w:type="spellEnd"/>
+      <w:r>
+        <w:t xml:space="preserve"> 또는 좌 8 / 우 4</w:t>
+      </w:r>
+    </w:p>
+    <w:p/>
+    <w:p>
+      <w:r>
+        <w:t>### 하단</w:t>
+      </w:r>
+    </w:p>
+    <w:p>
+      <w:r>
+        <w:t>6. Trend Preview</w:t>
+      </w:r>
+    </w:p>
+    <w:p>
+      <w:r>
+        <w:t xml:space="preserve">   - 3개 카드 3열 병렬</w:t>
+      </w:r>
+    </w:p>
+    <w:p>
+      <w:r>
+        <w:t>7. Risk Preview + Filing Links</w:t>
+      </w:r>
+    </w:p>
+    <w:p>
+      <w:r>
+        <w:t xml:space="preserve">   - 좌 7: Risk Preview</w:t>
+      </w:r>
+    </w:p>
+    <w:p>
+      <w:r>
+        <w:t xml:space="preserve">   - 우 5: Filing Link List</w:t>
+      </w:r>
+    </w:p>
+    <w:p>
+      <w:r>
+        <w:t>8. Disclaimer Box</w:t>
+      </w:r>
+    </w:p>
+    <w:p>
+      <w:r>
+        <w:t xml:space="preserve">   - </w:t>
+      </w:r>
+      <w:proofErr w:type="spellStart"/>
+      <w:r>
+        <w:t>전체폭</w:t>
+      </w:r>
+      <w:proofErr w:type="spellEnd"/>
+    </w:p>
+    <w:p/>
+    <w:p>
+      <w:r>
+        <w:t>## 데스크탑 레이아웃 메모</w:t>
+      </w:r>
+    </w:p>
+    <w:p>
+      <w:r>
+        <w:t>- summary와 badges가 한 시야 안에서 읽히게</w:t>
+      </w:r>
+    </w:p>
+    <w:p>
+      <w:r>
+        <w:t>- trend card 3개는 병렬 비교가 가능해야 함</w:t>
+      </w:r>
+    </w:p>
+    <w:p>
+      <w:r>
+        <w:t>- risk와 filing은 함께 읽히는 구조가 자연스러움</w:t>
+      </w:r>
+    </w:p>
+    <w:p/>
+    <w:p>
+      <w:r>
+        <w:t>---</w:t>
+      </w:r>
+    </w:p>
+    <w:p/>
+    <w:p>
+      <w:r>
+        <w:t xml:space="preserve"># 8. </w:t>
+      </w:r>
+      <w:proofErr w:type="spellStart"/>
+      <w:r>
+        <w:t>마이크로카피</w:t>
+      </w:r>
+      <w:proofErr w:type="spellEnd"/>
+      <w:r>
+        <w:t xml:space="preserve"> 가이드</w:t>
+      </w:r>
+    </w:p>
+    <w:p/>
+    <w:p>
+      <w:r>
+        <w:t>## 공통 원칙</w:t>
+      </w:r>
+    </w:p>
+    <w:p>
+      <w:r>
+        <w:t>- 자극형 문구 금지</w:t>
+      </w:r>
+    </w:p>
+    <w:p>
+      <w:r>
+        <w:t>- “왜 중요한가” 중심</w:t>
+      </w:r>
+    </w:p>
+    <w:p>
+      <w:r>
+        <w:t>- “이렇게 읽으세요” 방식 선호</w:t>
+      </w:r>
+    </w:p>
+    <w:p>
+      <w:r>
+        <w:lastRenderedPageBreak/>
+        <w:t>- AI는 보조 도구로 표현</w:t>
+      </w:r>
+    </w:p>
+    <w:p>
+      <w:r>
+        <w:t>- 확정 판단 금지</w:t>
+      </w:r>
+    </w:p>
+    <w:p/>
+    <w:p>
+      <w:r>
+        <w:t>## 섹션별 대표 문구</w:t>
+      </w:r>
+    </w:p>
+    <w:p/>
+    <w:p>
+      <w:r>
+        <w:t>### 한 줄 요약</w:t>
+      </w:r>
+    </w:p>
+    <w:p>
+      <w:r>
+        <w:t>- “장기적으로 외형은 유지됐지만, 최근 수익성과 현금흐름의 연결을 함께 확인할 필요가 있습니다.”</w:t>
+      </w:r>
+    </w:p>
+    <w:p/>
+    <w:p>
+      <w:r>
+        <w:t>### Metrics 섹션</w:t>
+      </w:r>
+    </w:p>
+    <w:p>
+      <w:r>
+        <w:t>- “이 기업을 빠르게 이해할 때 먼저 볼 핵심 지표입니다.”</w:t>
+      </w:r>
+    </w:p>
+    <w:p/>
+    <w:p>
+      <w:r>
+        <w:t>### AI 요약</w:t>
+      </w:r>
+    </w:p>
+    <w:p>
+      <w:r>
+        <w:t>- “공개 데이터 기반의 참고용 설명입니다.”</w:t>
+      </w:r>
+    </w:p>
+    <w:p/>
+    <w:p>
+      <w:r>
+        <w:t>### 추이 섹션</w:t>
+      </w:r>
+    </w:p>
+    <w:p>
+      <w:r>
+        <w:t>- “길게 보면 기업의 성격이 더 분명해집니다.”</w:t>
+      </w:r>
+    </w:p>
+    <w:p/>
+    <w:p>
+      <w:r>
+        <w:t>### 리스크 프리뷰</w:t>
+      </w:r>
+    </w:p>
+    <w:p>
+      <w:r>
+        <w:t>- “아래 항목은 위험 단정이 아니라, 더 살펴볼 필요가 있는 신호입니다.”</w:t>
+      </w:r>
+    </w:p>
+    <w:p/>
+    <w:p>
+      <w:r>
+        <w:t>### 공시 원문</w:t>
       </w:r>
     </w:p>
     <w:p>
@@ -2188,735 +2797,262 @@
         <w:t>- “필요하면 원문을 직접 확인해 보세요.”</w:t>
       </w:r>
     </w:p>
-    <w:p>
-      <w:r>
-        <w:t>- “전체 공시 보기”</w:t>
-      </w:r>
-    </w:p>
-    <w:p/>
-    <w:p>
-      <w:r>
-        <w:t>### 컴포넌트 역할</w:t>
-      </w:r>
-    </w:p>
-    <w:p>
-      <w:r>
-        <w:t>- `</w:t>
+    <w:p/>
+    <w:p>
+      <w:r>
+        <w:t>### 면책</w:t>
+      </w:r>
+    </w:p>
+    <w:p>
+      <w:r>
+        <w:lastRenderedPageBreak/>
+        <w:t>- “투자 권유 또는 매매 추천을 의미하지 않습니다.”</w:t>
+      </w:r>
+    </w:p>
+    <w:p/>
+    <w:p>
+      <w:r>
+        <w:t>---</w:t>
+      </w:r>
+    </w:p>
+    <w:p/>
+    <w:p>
+      <w:r>
+        <w:t># 9. 컴포넌트 역할 요약</w:t>
+      </w:r>
+    </w:p>
+    <w:p/>
+    <w:p>
+      <w:r>
+        <w:t>## Header</w:t>
+      </w:r>
+    </w:p>
+    <w:p>
+      <w:r>
+        <w:t xml:space="preserve">- 서비스 진입 / </w:t>
+      </w:r>
+      <w:proofErr w:type="spellStart"/>
+      <w:r>
+        <w:t>재검색</w:t>
+      </w:r>
+      <w:proofErr w:type="spellEnd"/>
+    </w:p>
+    <w:p/>
+    <w:p>
+      <w:r>
+        <w:t xml:space="preserve">## </w:t>
+      </w:r>
+      <w:proofErr w:type="spellStart"/>
+      <w:r>
+        <w:t>SearchBar</w:t>
+      </w:r>
+      <w:proofErr w:type="spellEnd"/>
+    </w:p>
+    <w:p>
+      <w:r>
+        <w:t>- 기업명/종목코드 검색</w:t>
+      </w:r>
+    </w:p>
+    <w:p>
+      <w:r>
+        <w:t>- 이 화면에서도 primary action</w:t>
+      </w:r>
+    </w:p>
+    <w:p/>
+    <w:p>
+      <w:r>
+        <w:t xml:space="preserve">## </w:t>
+      </w:r>
+      <w:proofErr w:type="spellStart"/>
+      <w:r>
+        <w:t>CompanyHeader</w:t>
+      </w:r>
+      <w:proofErr w:type="spellEnd"/>
+    </w:p>
+    <w:p>
+      <w:r>
+        <w:t>- 기업 정체성 유지</w:t>
+      </w:r>
+    </w:p>
+    <w:p>
+      <w:r>
+        <w:t>- 하위 탭 컨텍스트 제공</w:t>
+      </w:r>
+    </w:p>
+    <w:p/>
+    <w:p>
+      <w:r>
+        <w:t xml:space="preserve">## </w:t>
+      </w:r>
+      <w:proofErr w:type="spellStart"/>
+      <w:r>
+        <w:t>StatusBadge</w:t>
+      </w:r>
+      <w:proofErr w:type="spellEnd"/>
+    </w:p>
+    <w:p>
+      <w:r>
+        <w:t>- 짧은 상태 신호 제공</w:t>
+      </w:r>
+    </w:p>
+    <w:p/>
+    <w:p>
+      <w:r>
+        <w:t xml:space="preserve">## </w:t>
+      </w:r>
+      <w:proofErr w:type="spellStart"/>
+      <w:r>
+        <w:t>MetricCard</w:t>
+      </w:r>
+      <w:proofErr w:type="spellEnd"/>
+    </w:p>
+    <w:p>
+      <w:r>
+        <w:t>- 핵심 수치 + 의미 전달</w:t>
+      </w:r>
+    </w:p>
+    <w:p/>
+    <w:p>
+      <w:r>
+        <w:t xml:space="preserve">## </w:t>
+      </w:r>
+      <w:proofErr w:type="spellStart"/>
+      <w:r>
+        <w:t>AiSummaryCard</w:t>
+      </w:r>
+      <w:proofErr w:type="spellEnd"/>
+    </w:p>
+    <w:p>
+      <w:r>
+        <w:t>- 빠른 해석 연결</w:t>
+      </w:r>
+    </w:p>
+    <w:p/>
+    <w:p>
+      <w:r>
+        <w:t xml:space="preserve">## </w:t>
+      </w:r>
+      <w:proofErr w:type="spellStart"/>
+      <w:r>
+        <w:t>ChartCard</w:t>
+      </w:r>
+      <w:proofErr w:type="spellEnd"/>
+    </w:p>
+    <w:p>
+      <w:r>
+        <w:t>- 장기 흐름 미리보기 + 상세 유도</w:t>
+      </w:r>
+    </w:p>
+    <w:p/>
+    <w:p>
+      <w:r>
+        <w:t xml:space="preserve">## </w:t>
+      </w:r>
+      <w:proofErr w:type="spellStart"/>
+      <w:r>
+        <w:t>RiskCard</w:t>
+      </w:r>
+      <w:proofErr w:type="spellEnd"/>
+    </w:p>
+    <w:p>
+      <w:r>
+        <w:t>- 확인 포인트 전달</w:t>
+      </w:r>
+    </w:p>
+    <w:p/>
+    <w:p>
+      <w:r>
+        <w:t xml:space="preserve">## </w:t>
       </w:r>
       <w:proofErr w:type="spellStart"/>
       <w:r>
         <w:t>FilingLinkList</w:t>
       </w:r>
       <w:proofErr w:type="spellEnd"/>
-      <w:r>
-        <w:t>`</w:t>
-      </w:r>
-    </w:p>
-    <w:p/>
-    <w:p>
-      <w:r>
-        <w:t>### handoff 메모</w:t>
-      </w:r>
-    </w:p>
-    <w:p>
-      <w:r>
-        <w:t>- relevance 정렬이 가능하면 overview와 관련된 공시를 우선 노출</w:t>
-      </w:r>
-    </w:p>
-    <w:p>
-      <w:r>
-        <w:t>- 외부 링크 아이콘 또는 텍스트 필요</w:t>
-      </w:r>
-    </w:p>
-    <w:p/>
-    <w:p>
-      <w:r>
-        <w:t>---</w:t>
-      </w:r>
-    </w:p>
-    <w:p/>
-    <w:p>
-      <w:r>
-        <w:lastRenderedPageBreak/>
-        <w:t>## 5-10. Disclaimer Box</w:t>
-      </w:r>
-    </w:p>
-    <w:p/>
-    <w:p>
-      <w:r>
-        <w:t>### 목적</w:t>
-      </w:r>
-    </w:p>
-    <w:p>
-      <w:r>
-        <w:t>- 서비스의 성격과 한계를 명확히 전달</w:t>
-      </w:r>
-    </w:p>
-    <w:p/>
-    <w:p>
-      <w:r>
-        <w:t>### 사용자 질문</w:t>
-      </w:r>
-    </w:p>
-    <w:p>
-      <w:r>
-        <w:t>- 이 정보는 어떤 성격인가?</w:t>
-      </w:r>
-    </w:p>
-    <w:p>
-      <w:r>
-        <w:t>- 어디까지 참고해야 하는가?</w:t>
-      </w:r>
-    </w:p>
-    <w:p/>
-    <w:p>
-      <w:r>
-        <w:t>### 포함 정보</w:t>
-      </w:r>
-    </w:p>
-    <w:p>
-      <w:r>
-        <w:t>- 투자 권유 아님</w:t>
-      </w:r>
-    </w:p>
-    <w:p>
-      <w:r>
-        <w:t>- AI 요약은 참고용</w:t>
-      </w:r>
-    </w:p>
-    <w:p>
-      <w:r>
-        <w:t>- 원문 공시 병행 확인 권장</w:t>
-      </w:r>
-    </w:p>
-    <w:p/>
-    <w:p>
-      <w:r>
-        <w:t xml:space="preserve">### </w:t>
-      </w:r>
-      <w:proofErr w:type="spellStart"/>
-      <w:r>
-        <w:t>마이크로카피</w:t>
-      </w:r>
-      <w:proofErr w:type="spellEnd"/>
-      <w:r>
-        <w:t xml:space="preserve"> 예시</w:t>
-      </w:r>
-    </w:p>
-    <w:p>
-      <w:r>
-        <w:t>- “이 화면은 기업 이해를 돕기 위한 정보 요약입니다.”</w:t>
-      </w:r>
-    </w:p>
-    <w:p>
-      <w:r>
-        <w:t>- “투자 권유 또는 매매 추천이 아니며, 최종 판단 전 원문 공시 확인을 권장합니다.”</w:t>
-      </w:r>
-    </w:p>
-    <w:p/>
-    <w:p>
-      <w:r>
-        <w:t>### 컴포넌트 역할</w:t>
-      </w:r>
-    </w:p>
-    <w:p>
-      <w:r>
-        <w:t>- `</w:t>
+    </w:p>
+    <w:p>
+      <w:r>
+        <w:t>- 공시 원문 접근</w:t>
+      </w:r>
+    </w:p>
+    <w:p/>
+    <w:p>
+      <w:r>
+        <w:t xml:space="preserve">## </w:t>
+      </w:r>
+      <w:proofErr w:type="spellStart"/>
+      <w:r>
+        <w:t>TooltipGlossary</w:t>
+      </w:r>
+      <w:proofErr w:type="spellEnd"/>
+    </w:p>
+    <w:p>
+      <w:r>
+        <w:t>- 용어 장벽 제거</w:t>
+      </w:r>
+    </w:p>
+    <w:p/>
+    <w:p>
+      <w:r>
+        <w:t xml:space="preserve">## </w:t>
+      </w:r>
+      <w:proofErr w:type="spellStart"/>
+      <w:r>
+        <w:t>SectionHeader</w:t>
+      </w:r>
+      <w:proofErr w:type="spellEnd"/>
+    </w:p>
+    <w:p>
+      <w:r>
+        <w:t>- 섹션 맥락 제시</w:t>
+      </w:r>
+    </w:p>
+    <w:p/>
+    <w:p>
+      <w:r>
+        <w:t xml:space="preserve">## </w:t>
+      </w:r>
+      <w:proofErr w:type="spellStart"/>
+      <w:r>
+        <w:t>EmptyState</w:t>
+      </w:r>
+      <w:proofErr w:type="spellEnd"/>
+    </w:p>
+    <w:p>
+      <w:r>
+        <w:t>- 데이터 부족 안내</w:t>
+      </w:r>
+    </w:p>
+    <w:p/>
+    <w:p>
+      <w:r>
+        <w:t xml:space="preserve">## </w:t>
+      </w:r>
+      <w:proofErr w:type="spellStart"/>
+      <w:r>
+        <w:t>ErrorState</w:t>
+      </w:r>
+      <w:proofErr w:type="spellEnd"/>
+    </w:p>
+    <w:p>
+      <w:r>
+        <w:t>- 오류 시 복구 경로 제공</w:t>
+      </w:r>
+    </w:p>
+    <w:p/>
+    <w:p>
+      <w:r>
+        <w:t xml:space="preserve">## </w:t>
       </w:r>
       <w:proofErr w:type="spellStart"/>
       <w:r>
         <w:t>DisclaimerBox</w:t>
       </w:r>
       <w:proofErr w:type="spellEnd"/>
-      <w:r>
-        <w:t>`</w:t>
-      </w:r>
-    </w:p>
-    <w:p/>
-    <w:p>
-      <w:r>
-        <w:t>### handoff 메모</w:t>
-      </w:r>
-    </w:p>
-    <w:p>
-      <w:r>
-        <w:t>- 지나치게 작게 배치하지 말 것</w:t>
-      </w:r>
-    </w:p>
-    <w:p>
-      <w:r>
-        <w:t>- 하단 고정 배너가 아니라 콘텐츠 일부로 자연스럽게 포함</w:t>
-      </w:r>
-    </w:p>
-    <w:p/>
-    <w:p>
-      <w:r>
-        <w:lastRenderedPageBreak/>
-        <w:t>---</w:t>
-      </w:r>
-    </w:p>
-    <w:p/>
-    <w:p>
-      <w:r>
-        <w:t># 6. 모바일 레이아웃</w:t>
-      </w:r>
-    </w:p>
-    <w:p/>
-    <w:p>
-      <w:r>
-        <w:t>## 구조 원칙</w:t>
-      </w:r>
-    </w:p>
-    <w:p>
-      <w:r>
-        <w:t>- 단일 컬럼</w:t>
-      </w:r>
-    </w:p>
-    <w:p>
-      <w:r>
-        <w:t>- 핵심 요약 우선</w:t>
-      </w:r>
-    </w:p>
-    <w:p>
-      <w:r>
-        <w:t>- 상세 표/긴 설명 최소화</w:t>
-      </w:r>
-    </w:p>
-    <w:p>
-      <w:r>
-        <w:t>- 차트는 프리뷰 수준</w:t>
-      </w:r>
-    </w:p>
-    <w:p>
-      <w:r>
-        <w:t>- 사용자는 빠르게 훑고 필요 시 상세로 이동</w:t>
-      </w:r>
-    </w:p>
-    <w:p/>
-    <w:p>
-      <w:r>
-        <w:t>## 모바일 와이어프레임 순서</w:t>
-      </w:r>
-    </w:p>
-    <w:p/>
-    <w:p>
-      <w:r>
-        <w:t>1. Global Header</w:t>
-      </w:r>
-    </w:p>
-    <w:p>
-      <w:r>
-        <w:t>2. Company Header</w:t>
-      </w:r>
-    </w:p>
-    <w:p>
-      <w:r>
-        <w:t>3. One-line Summary</w:t>
-      </w:r>
-    </w:p>
-    <w:p>
-      <w:r>
-        <w:t>4. Status Badge Area</w:t>
-      </w:r>
-    </w:p>
-    <w:p>
-      <w:r>
-        <w:t>5. Snapshot Metrics</w:t>
-      </w:r>
-    </w:p>
-    <w:p>
-      <w:r>
-        <w:t xml:space="preserve">   - 2열 x 3행</w:t>
-      </w:r>
-    </w:p>
-    <w:p>
-      <w:r>
-        <w:t>6. AI Summary Card</w:t>
-      </w:r>
-    </w:p>
-    <w:p>
-      <w:r>
-        <w:t>7. Trend Preview</w:t>
-      </w:r>
-    </w:p>
-    <w:p>
-      <w:r>
-        <w:t xml:space="preserve">   - 3개 카드 세로 스택</w:t>
-      </w:r>
-    </w:p>
-    <w:p>
-      <w:r>
-        <w:t>8. Risk Preview</w:t>
-      </w:r>
-    </w:p>
-    <w:p>
-      <w:r>
-        <w:t xml:space="preserve">   - 3개 카드 세로 스택</w:t>
-      </w:r>
-    </w:p>
-    <w:p>
-      <w:r>
-        <w:t>9. Filing Link List</w:t>
-      </w:r>
-    </w:p>
-    <w:p>
-      <w:r>
-        <w:lastRenderedPageBreak/>
-        <w:t>10. Disclaimer Box</w:t>
-      </w:r>
-    </w:p>
-    <w:p/>
-    <w:p>
-      <w:r>
-        <w:t>## 모바일 레이아웃 메모</w:t>
-      </w:r>
-    </w:p>
-    <w:p>
-      <w:r>
-        <w:t xml:space="preserve">- </w:t>
-      </w:r>
-      <w:proofErr w:type="spellStart"/>
-      <w:r>
-        <w:t>MetricCard</w:t>
-      </w:r>
-      <w:proofErr w:type="spellEnd"/>
-      <w:r>
-        <w:t>는 2열이 최적</w:t>
-      </w:r>
-    </w:p>
-    <w:p>
-      <w:r>
-        <w:t>- badges는 wrap 또는 가로 스크롤</w:t>
-      </w:r>
-    </w:p>
-    <w:p>
-      <w:r>
-        <w:t>- AI 요약은 기본 노출, 접기 옵션은 길이 초과 시만</w:t>
-      </w:r>
-    </w:p>
-    <w:p>
-      <w:r>
-        <w:t>- 차트 높이는 낮고 간결하게</w:t>
-      </w:r>
-    </w:p>
-    <w:p>
-      <w:r>
-        <w:t>- CTA는 링크형 텍스트 버튼 우선</w:t>
-      </w:r>
-    </w:p>
-    <w:p/>
-    <w:p>
-      <w:r>
-        <w:t>---</w:t>
-      </w:r>
-    </w:p>
-    <w:p/>
-    <w:p>
-      <w:r>
-        <w:t># 7. 데스크탑 레이아웃</w:t>
-      </w:r>
-    </w:p>
-    <w:p/>
-    <w:p>
-      <w:r>
-        <w:t>## 구조 원칙</w:t>
-      </w:r>
-    </w:p>
-    <w:p>
-      <w:r>
-        <w:t>- 정보 비교 가능성 강화</w:t>
-      </w:r>
-    </w:p>
-    <w:p>
-      <w:r>
-        <w:t>- 12컬럼 또는 2단 혼합 레이아웃</w:t>
-      </w:r>
-    </w:p>
-    <w:p>
-      <w:r>
-        <w:t xml:space="preserve">- 상단은 </w:t>
-      </w:r>
-      <w:proofErr w:type="spellStart"/>
-      <w:r>
-        <w:t>전체폭</w:t>
-      </w:r>
-      <w:proofErr w:type="spellEnd"/>
-      <w:r>
-        <w:t>, 하단 일부만 2단화</w:t>
-      </w:r>
-    </w:p>
-    <w:p/>
-    <w:p>
-      <w:r>
-        <w:t>## 권장 데스크탑 레이아웃</w:t>
-      </w:r>
-    </w:p>
-    <w:p/>
-    <w:p>
-      <w:r>
-        <w:t xml:space="preserve">### 상단 </w:t>
-      </w:r>
-      <w:proofErr w:type="spellStart"/>
-      <w:r>
-        <w:t>전체폭</w:t>
-      </w:r>
-      <w:proofErr w:type="spellEnd"/>
-    </w:p>
-    <w:p>
-      <w:r>
-        <w:t>1. Global Header</w:t>
-      </w:r>
-    </w:p>
-    <w:p>
-      <w:r>
-        <w:t xml:space="preserve">2. Company Header + </w:t>
-      </w:r>
-      <w:proofErr w:type="spellStart"/>
-      <w:r>
-        <w:t>TabNav</w:t>
-      </w:r>
-      <w:proofErr w:type="spellEnd"/>
-    </w:p>
-    <w:p>
-      <w:r>
-        <w:t>3. Summary Band</w:t>
-      </w:r>
-    </w:p>
-    <w:p>
-      <w:r>
-        <w:t xml:space="preserve">   - 좌측: One-line Summary</w:t>
-      </w:r>
-    </w:p>
-    <w:p>
-      <w:r>
-        <w:lastRenderedPageBreak/>
-        <w:t xml:space="preserve">   - 우측: Status Badges</w:t>
-      </w:r>
-    </w:p>
-    <w:p/>
-    <w:p>
-      <w:r>
-        <w:t xml:space="preserve">### 중단 </w:t>
-      </w:r>
-      <w:proofErr w:type="spellStart"/>
-      <w:r>
-        <w:t>전체폭</w:t>
-      </w:r>
-      <w:proofErr w:type="spellEnd"/>
-    </w:p>
-    <w:p>
-      <w:r>
-        <w:t>4. Snapshot Metrics</w:t>
-      </w:r>
-    </w:p>
-    <w:p>
-      <w:r>
-        <w:t xml:space="preserve">   - 3열 x 2행 권장</w:t>
-      </w:r>
-    </w:p>
-    <w:p>
-      <w:r>
-        <w:t>5. AI Summary Card</w:t>
-      </w:r>
-    </w:p>
-    <w:p>
-      <w:r>
-        <w:t xml:space="preserve">   - </w:t>
-      </w:r>
-      <w:proofErr w:type="spellStart"/>
-      <w:r>
-        <w:t>전체폭</w:t>
-      </w:r>
-      <w:proofErr w:type="spellEnd"/>
-      <w:r>
-        <w:t xml:space="preserve"> 또는 좌 8 / 우 4</w:t>
-      </w:r>
-    </w:p>
-    <w:p/>
-    <w:p>
-      <w:r>
-        <w:t>### 하단</w:t>
-      </w:r>
-    </w:p>
-    <w:p>
-      <w:r>
-        <w:t>6. Trend Preview</w:t>
-      </w:r>
-    </w:p>
-    <w:p>
-      <w:r>
-        <w:t xml:space="preserve">   - 3개 카드 3열 병렬</w:t>
-      </w:r>
-    </w:p>
-    <w:p>
-      <w:r>
-        <w:t>7. Risk Preview + Filing Links</w:t>
-      </w:r>
-    </w:p>
-    <w:p>
-      <w:r>
-        <w:t xml:space="preserve">   - 좌 7: Risk Preview</w:t>
-      </w:r>
-    </w:p>
-    <w:p>
-      <w:r>
-        <w:t xml:space="preserve">   - 우 5: Filing Link List</w:t>
-      </w:r>
-    </w:p>
-    <w:p>
-      <w:r>
-        <w:t>8. Disclaimer Box</w:t>
-      </w:r>
-    </w:p>
-    <w:p>
-      <w:r>
-        <w:t xml:space="preserve">   - </w:t>
-      </w:r>
-      <w:proofErr w:type="spellStart"/>
-      <w:r>
-        <w:t>전체폭</w:t>
-      </w:r>
-      <w:proofErr w:type="spellEnd"/>
-    </w:p>
-    <w:p/>
-    <w:p>
-      <w:r>
-        <w:t>## 데스크탑 레이아웃 메모</w:t>
-      </w:r>
-    </w:p>
-    <w:p>
-      <w:r>
-        <w:t>- summary와 badges가 한 시야 안에서 읽히게</w:t>
-      </w:r>
-    </w:p>
-    <w:p>
-      <w:r>
-        <w:t>- trend card 3개는 병렬 비교가 가능해야 함</w:t>
-      </w:r>
-    </w:p>
-    <w:p>
-      <w:r>
-        <w:t>- risk와 filing은 함께 읽히는 구조가 자연스러움</w:t>
-      </w:r>
-    </w:p>
-    <w:p/>
-    <w:p>
-      <w:r>
-        <w:t>---</w:t>
-      </w:r>
-    </w:p>
-    <w:p/>
-    <w:p>
-      <w:r>
-        <w:t xml:space="preserve"># 8. </w:t>
-      </w:r>
-      <w:proofErr w:type="spellStart"/>
-      <w:r>
-        <w:t>마이크로카피</w:t>
-      </w:r>
-      <w:proofErr w:type="spellEnd"/>
-      <w:r>
-        <w:t xml:space="preserve"> 가이드</w:t>
-      </w:r>
-    </w:p>
-    <w:p/>
-    <w:p>
-      <w:r>
-        <w:t>## 공통 원칙</w:t>
-      </w:r>
-    </w:p>
-    <w:p>
-      <w:r>
-        <w:t>- 자극형 문구 금지</w:t>
-      </w:r>
-    </w:p>
-    <w:p>
-      <w:r>
-        <w:t>- “왜 중요한가” 중심</w:t>
-      </w:r>
-    </w:p>
-    <w:p>
-      <w:r>
-        <w:t>- “이렇게 읽으세요” 방식 선호</w:t>
-      </w:r>
-    </w:p>
-    <w:p>
-      <w:r>
-        <w:t>- AI는 보조 도구로 표현</w:t>
-      </w:r>
-    </w:p>
-    <w:p>
-      <w:r>
-        <w:t>- 확정 판단 금지</w:t>
-      </w:r>
-    </w:p>
-    <w:p/>
-    <w:p>
-      <w:r>
-        <w:t>## 섹션별 대표 문구</w:t>
-      </w:r>
-    </w:p>
-    <w:p/>
-    <w:p>
-      <w:r>
-        <w:t>### 한 줄 요약</w:t>
-      </w:r>
-    </w:p>
-    <w:p>
-      <w:r>
-        <w:t>- “장기적으로 외형은 유지됐지만, 최근 수익성과 현금흐름의 연결을 함께 확인할 필요가 있습니다.”</w:t>
-      </w:r>
-    </w:p>
-    <w:p/>
-    <w:p>
-      <w:r>
-        <w:t>### Metrics 섹션</w:t>
-      </w:r>
-    </w:p>
-    <w:p>
-      <w:r>
-        <w:t>- “이 기업을 빠르게 이해할 때 먼저 볼 핵심 지표입니다.”</w:t>
-      </w:r>
-    </w:p>
-    <w:p/>
-    <w:p>
-      <w:r>
-        <w:t>### AI 요약</w:t>
-      </w:r>
-    </w:p>
-    <w:p>
-      <w:r>
-        <w:t>- “공개 데이터 기반의 참고용 설명입니다.”</w:t>
-      </w:r>
-    </w:p>
-    <w:p/>
-    <w:p>
-      <w:r>
-        <w:t>### 추이 섹션</w:t>
-      </w:r>
-    </w:p>
-    <w:p>
-      <w:r>
-        <w:t>- “길게 보면 기업의 성격이 더 분명해집니다.”</w:t>
-      </w:r>
-    </w:p>
-    <w:p/>
-    <w:p>
-      <w:r>
-        <w:t>### 리스크 프리뷰</w:t>
-      </w:r>
-    </w:p>
-    <w:p>
-      <w:r>
-        <w:t>- “아래 항목은 위험 단정이 아니라, 더 살펴볼 필요가 있는 신호입니다.”</w:t>
-      </w:r>
-    </w:p>
-    <w:p/>
-    <w:p>
-      <w:r>
-        <w:t>### 공시 원문</w:t>
-      </w:r>
-    </w:p>
-    <w:p>
-      <w:r>
-        <w:t>- “필요하면 원문을 직접 확인해 보세요.”</w:t>
-      </w:r>
-    </w:p>
-    <w:p/>
-    <w:p>
-      <w:r>
-        <w:t>### 면책</w:t>
-      </w:r>
-    </w:p>
-    <w:p>
-      <w:r>
-        <w:t>- “투자 권유 또는 매매 추천을 의미하지 않습니다.”</w:t>
-      </w:r>
-    </w:p>
-    <w:p/>
-    <w:p>
-      <w:r>
-        <w:t>---</w:t>
-      </w:r>
-    </w:p>
-    <w:p/>
-    <w:p>
-      <w:r>
-        <w:t># 9. 컴포넌트 역할 요약</w:t>
-      </w:r>
-    </w:p>
-    <w:p/>
-    <w:p>
-      <w:r>
-        <w:t>## Header</w:t>
-      </w:r>
-    </w:p>
-    <w:p>
-      <w:r>
-        <w:t xml:space="preserve">- 서비스 진입 / </w:t>
-      </w:r>
-      <w:proofErr w:type="spellStart"/>
-      <w:r>
-        <w:t>재검색</w:t>
-      </w:r>
-      <w:proofErr w:type="spellEnd"/>
-    </w:p>
-    <w:p/>
-    <w:p>
-      <w:r>
-        <w:t xml:space="preserve">## </w:t>
-      </w:r>
-      <w:proofErr w:type="spellStart"/>
-      <w:r>
-        <w:t>SearchBar</w:t>
-      </w:r>
-      <w:proofErr w:type="spellEnd"/>
-    </w:p>
-    <w:p>
-      <w:r>
-        <w:t>- 기업명/종목코드 검색</w:t>
-      </w:r>
-    </w:p>
-    <w:p>
-      <w:r>
-        <w:t>- 이 화면에서도 primary action</w:t>
-      </w:r>
-    </w:p>
-    <w:p/>
-    <w:p>
-      <w:r>
-        <w:t xml:space="preserve">## </w:t>
-      </w:r>
-      <w:proofErr w:type="spellStart"/>
-      <w:r>
-        <w:t>CompanyHeader</w:t>
-      </w:r>
-      <w:proofErr w:type="spellEnd"/>
-    </w:p>
-    <w:p>
-      <w:r>
-        <w:t>- 기업 정체성 유지</w:t>
-      </w:r>
-    </w:p>
-    <w:p>
-      <w:r>
-        <w:t>- 하위 탭 컨텍스트 제공</w:t>
-      </w:r>
-    </w:p>
-    <w:p/>
-    <w:p>
-      <w:r>
-        <w:t xml:space="preserve">## </w:t>
-      </w:r>
-      <w:proofErr w:type="spellStart"/>
-      <w:r>
-        <w:t>StatusBadge</w:t>
-      </w:r>
-      <w:proofErr w:type="spellEnd"/>
-    </w:p>
-    <w:p>
-      <w:r>
-        <w:t>- 짧은 상태 신호 제공</w:t>
+    </w:p>
+    <w:p>
+      <w:r>
+        <w:t>- 서비스 한계와 해석 범위 안내</w:t>
       </w:r>
     </w:p>
     <w:p/>
@@ -2927,404 +3063,244 @@
       </w:r>
       <w:proofErr w:type="spellStart"/>
       <w:r>
+        <w:t>TabNav</w:t>
+      </w:r>
+      <w:proofErr w:type="spellEnd"/>
+    </w:p>
+    <w:p>
+      <w:r>
+        <w:t>- 상세 하위 화면 이동</w:t>
+      </w:r>
+    </w:p>
+    <w:p/>
+    <w:p>
+      <w:r>
+        <w:t xml:space="preserve">## </w:t>
+      </w:r>
+      <w:proofErr w:type="spellStart"/>
+      <w:r>
+        <w:t>PeriodToggle</w:t>
+      </w:r>
+      <w:proofErr w:type="spellEnd"/>
+    </w:p>
+    <w:p>
+      <w:r>
+        <w:t>- 이 화면에서는 직접 노출하지 않아도 되며, Financial Trends 중심 사용 권장</w:t>
+      </w:r>
+    </w:p>
+    <w:p/>
+    <w:p>
+      <w:r>
+        <w:t>---</w:t>
+      </w:r>
+    </w:p>
+    <w:p/>
+    <w:p>
+      <w:r>
+        <w:t># 10. 상태/예외 처리</w:t>
+      </w:r>
+    </w:p>
+    <w:p/>
+    <w:p>
+      <w:r>
+        <w:t>## 데이터 부족</w:t>
+      </w:r>
+    </w:p>
+    <w:p>
+      <w:r>
+        <w:t>- 일부 지표 없음 → 빈칸 대신 “현재 제공 가능한 데이터가 충분하지 않습니다.”</w:t>
+      </w:r>
+    </w:p>
+    <w:p>
+      <w:r>
+        <w:t>- AI 요약 없음 → “현재 자동 요약을 제공하지 않습니다. 아래 핵심 지표와 공시 원문을 함께 확인해 보세요.”</w:t>
+      </w:r>
+    </w:p>
+    <w:p/>
+    <w:p>
+      <w:r>
+        <w:t>## 리스크 항목 없음</w:t>
+      </w:r>
+    </w:p>
+    <w:p>
+      <w:r>
+        <w:t>- “현재 규칙 기준에서 대표 확인 포인트가 많지 않습니다.”</w:t>
+      </w:r>
+    </w:p>
+    <w:p>
+      <w:r>
+        <w:t>- “다만 공시 원문과 장기 추이를 함께 보는 것이 좋습니다.”</w:t>
+      </w:r>
+    </w:p>
+    <w:p/>
+    <w:p>
+      <w:r>
+        <w:t>## 차트 데이터 부족</w:t>
+      </w:r>
+    </w:p>
+    <w:p>
+      <w:r>
+        <w:t>- “장기 추이를 표시할 데이터가 충분하지 않습니다.”</w:t>
+      </w:r>
+    </w:p>
+    <w:p/>
+    <w:p>
+      <w:r>
+        <w:t>## 네트워크/오류</w:t>
+      </w:r>
+    </w:p>
+    <w:p>
+      <w:r>
+        <w:t>- “정보를 불러오지 못했습니다.”</w:t>
+      </w:r>
+    </w:p>
+    <w:p>
+      <w:r>
+        <w:t>- 재시도 버튼</w:t>
+      </w:r>
+    </w:p>
+    <w:p>
+      <w:r>
+        <w:lastRenderedPageBreak/>
+        <w:t>- 뒤로 가기 / 검색 이동 제공</w:t>
+      </w:r>
+    </w:p>
+    <w:p/>
+    <w:p>
+      <w:r>
+        <w:t>---</w:t>
+      </w:r>
+    </w:p>
+    <w:p/>
+    <w:p>
+      <w:r>
+        <w:t># 11. Handoff 메모</w:t>
+      </w:r>
+    </w:p>
+    <w:p/>
+    <w:p>
+      <w:r>
+        <w:t xml:space="preserve">## 11-1. </w:t>
+      </w:r>
+      <w:proofErr w:type="spellStart"/>
+      <w:r>
+        <w:t>프론트엔드</w:t>
+      </w:r>
+      <w:proofErr w:type="spellEnd"/>
+      <w:r>
+        <w:t xml:space="preserve"> 구현 주의점</w:t>
+      </w:r>
+    </w:p>
+    <w:p/>
+    <w:p>
+      <w:r>
+        <w:t>### 카드 높이 정렬</w:t>
+      </w:r>
+    </w:p>
+    <w:p>
+      <w:r>
+        <w:t xml:space="preserve">- </w:t>
+      </w:r>
+      <w:proofErr w:type="spellStart"/>
+      <w:r>
         <w:t>MetricCard</w:t>
       </w:r>
       <w:proofErr w:type="spellEnd"/>
-    </w:p>
-    <w:p>
-      <w:r>
-        <w:t>- 핵심 수치 + 의미 전달</w:t>
-      </w:r>
-    </w:p>
-    <w:p/>
-    <w:p>
-      <w:r>
-        <w:t xml:space="preserve">## </w:t>
-      </w:r>
-      <w:proofErr w:type="spellStart"/>
-      <w:r>
-        <w:t>AiSummaryCard</w:t>
-      </w:r>
-      <w:proofErr w:type="spellEnd"/>
-    </w:p>
-    <w:p>
-      <w:r>
-        <w:t>- 빠른 해석 연결</w:t>
-      </w:r>
-    </w:p>
-    <w:p/>
-    <w:p>
-      <w:r>
-        <w:t xml:space="preserve">## </w:t>
+      <w:r>
+        <w:t xml:space="preserve">, </w:t>
       </w:r>
       <w:proofErr w:type="spellStart"/>
       <w:r>
         <w:t>ChartCard</w:t>
       </w:r>
       <w:proofErr w:type="spellEnd"/>
-    </w:p>
-    <w:p>
-      <w:r>
-        <w:t>- 장기 흐름 미리보기 + 상세 유도</w:t>
-      </w:r>
-    </w:p>
-    <w:p/>
-    <w:p>
-      <w:r>
-        <w:t xml:space="preserve">## </w:t>
-      </w:r>
-      <w:proofErr w:type="spellStart"/>
-      <w:r>
-        <w:t>RiskCard</w:t>
-      </w:r>
-      <w:proofErr w:type="spellEnd"/>
-    </w:p>
-    <w:p>
-      <w:r>
-        <w:t>- 확인 포인트 전달</w:t>
-      </w:r>
-    </w:p>
-    <w:p/>
-    <w:p>
-      <w:r>
-        <w:t xml:space="preserve">## </w:t>
-      </w:r>
-      <w:proofErr w:type="spellStart"/>
-      <w:r>
-        <w:t>FilingLinkList</w:t>
-      </w:r>
-      <w:proofErr w:type="spellEnd"/>
-    </w:p>
-    <w:p>
-      <w:r>
-        <w:t>- 공시 원문 접근</w:t>
-      </w:r>
-    </w:p>
-    <w:p/>
-    <w:p>
-      <w:r>
-        <w:t xml:space="preserve">## </w:t>
-      </w:r>
-      <w:proofErr w:type="spellStart"/>
-      <w:r>
-        <w:t>TooltipGlossary</w:t>
-      </w:r>
-      <w:proofErr w:type="spellEnd"/>
-    </w:p>
-    <w:p>
-      <w:r>
-        <w:t>- 용어 장벽 제거</w:t>
-      </w:r>
-    </w:p>
-    <w:p/>
-    <w:p>
-      <w:r>
-        <w:t xml:space="preserve">## </w:t>
-      </w:r>
-      <w:proofErr w:type="spellStart"/>
-      <w:r>
-        <w:t>SectionHeader</w:t>
-      </w:r>
-      <w:proofErr w:type="spellEnd"/>
-    </w:p>
-    <w:p>
-      <w:r>
-        <w:t>- 섹션 맥락 제시</w:t>
-      </w:r>
-    </w:p>
-    <w:p/>
-    <w:p>
-      <w:r>
-        <w:t xml:space="preserve">## </w:t>
-      </w:r>
-      <w:proofErr w:type="spellStart"/>
-      <w:r>
-        <w:t>EmptyState</w:t>
-      </w:r>
-      <w:proofErr w:type="spellEnd"/>
-    </w:p>
-    <w:p>
-      <w:r>
-        <w:t>- 데이터 부족 안내</w:t>
-      </w:r>
-    </w:p>
-    <w:p/>
-    <w:p>
-      <w:r>
-        <w:t xml:space="preserve">## </w:t>
-      </w:r>
-      <w:proofErr w:type="spellStart"/>
-      <w:r>
-        <w:t>ErrorState</w:t>
-      </w:r>
-      <w:proofErr w:type="spellEnd"/>
-    </w:p>
+      <w:r>
+        <w:t>는 데스크탑에서 동일 높이 정렬 필요</w:t>
+      </w:r>
+    </w:p>
+    <w:p>
+      <w:r>
+        <w:t xml:space="preserve">- 줄 수 차이로 인한 </w:t>
+      </w:r>
+      <w:proofErr w:type="spellStart"/>
+      <w:r>
+        <w:t>비정렬</w:t>
+      </w:r>
+      <w:proofErr w:type="spellEnd"/>
+      <w:r>
+        <w:t xml:space="preserve"> 방지</w:t>
+      </w:r>
+    </w:p>
+    <w:p/>
+    <w:p>
+      <w:r>
+        <w:t xml:space="preserve">### 숫자 </w:t>
+      </w:r>
+      <w:proofErr w:type="spellStart"/>
+      <w:r>
+        <w:t>포맷팅</w:t>
+      </w:r>
+      <w:proofErr w:type="spellEnd"/>
+    </w:p>
+    <w:p>
+      <w:r>
+        <w:t>- 억/조, %, 배수 등 표기 규칙 통일</w:t>
+      </w:r>
+    </w:p>
+    <w:p>
+      <w:r>
+        <w:t xml:space="preserve">- 소수점 </w:t>
+      </w:r>
+      <w:proofErr w:type="spellStart"/>
+      <w:r>
+        <w:t>자리수</w:t>
+      </w:r>
+      <w:proofErr w:type="spellEnd"/>
+      <w:r>
+        <w:t xml:space="preserve"> 규칙 사전 정의</w:t>
+      </w:r>
+    </w:p>
+    <w:p>
+      <w:r>
+        <w:t>- 음수 표기 일관화</w:t>
+      </w:r>
+    </w:p>
+    <w:p/>
+    <w:p>
+      <w:r>
+        <w:t>### 텍스트 길이 제어</w:t>
+      </w:r>
+    </w:p>
+    <w:p>
+      <w:r>
+        <w:t>- 한 줄 요약, badge, AI summary 모두 길이 제한 필요</w:t>
+      </w:r>
+    </w:p>
+    <w:p>
+      <w:r>
+        <w:t>- 레이아웃 붕괴 방지</w:t>
+      </w:r>
+    </w:p>
+    <w:p/>
+    <w:p>
+      <w:r>
+        <w:t>### 모바일 차트 축약</w:t>
+      </w:r>
+    </w:p>
+    <w:p>
+      <w:r>
+        <w:t>- axis label, legend 최소화</w:t>
+      </w:r>
+    </w:p>
+    <w:p>
+      <w:r>
+        <w:t>- hover 의존형 정보 구조 금지</w:t>
+      </w:r>
+    </w:p>
+    <w:p/>
     <w:p>
       <w:r>
         <w:lastRenderedPageBreak/>
-        <w:t>- 오류 시 복구 경로 제공</w:t>
-      </w:r>
-    </w:p>
-    <w:p/>
-    <w:p>
-      <w:r>
-        <w:t xml:space="preserve">## </w:t>
-      </w:r>
-      <w:proofErr w:type="spellStart"/>
-      <w:r>
-        <w:t>DisclaimerBox</w:t>
-      </w:r>
-      <w:proofErr w:type="spellEnd"/>
-    </w:p>
-    <w:p>
-      <w:r>
-        <w:t>- 서비스 한계와 해석 범위 안내</w:t>
-      </w:r>
-    </w:p>
-    <w:p/>
-    <w:p>
-      <w:r>
-        <w:t xml:space="preserve">## </w:t>
-      </w:r>
-      <w:proofErr w:type="spellStart"/>
-      <w:r>
-        <w:t>TabNav</w:t>
-      </w:r>
-      <w:proofErr w:type="spellEnd"/>
-    </w:p>
-    <w:p>
-      <w:r>
-        <w:t>- 상세 하위 화면 이동</w:t>
-      </w:r>
-    </w:p>
-    <w:p/>
-    <w:p>
-      <w:r>
-        <w:t xml:space="preserve">## </w:t>
-      </w:r>
-      <w:proofErr w:type="spellStart"/>
-      <w:r>
-        <w:t>PeriodToggle</w:t>
-      </w:r>
-      <w:proofErr w:type="spellEnd"/>
-    </w:p>
-    <w:p>
-      <w:r>
-        <w:t>- 이 화면에서는 직접 노출하지 않아도 되며, Financial Trends 중심 사용 권장</w:t>
-      </w:r>
-    </w:p>
-    <w:p/>
-    <w:p>
-      <w:r>
-        <w:t>---</w:t>
-      </w:r>
-    </w:p>
-    <w:p/>
-    <w:p>
-      <w:r>
-        <w:t># 10. 상태/예외 처리</w:t>
-      </w:r>
-    </w:p>
-    <w:p/>
-    <w:p>
-      <w:r>
-        <w:t>## 데이터 부족</w:t>
-      </w:r>
-    </w:p>
-    <w:p>
-      <w:r>
-        <w:t>- 일부 지표 없음 → 빈칸 대신 “현재 제공 가능한 데이터가 충분하지 않습니다.”</w:t>
-      </w:r>
-    </w:p>
-    <w:p>
-      <w:r>
-        <w:t>- AI 요약 없음 → “현재 자동 요약을 제공하지 않습니다. 아래 핵심 지표와 공시 원문을 함께 확인해 보세요.”</w:t>
-      </w:r>
-    </w:p>
-    <w:p/>
-    <w:p>
-      <w:r>
-        <w:t>## 리스크 항목 없음</w:t>
-      </w:r>
-    </w:p>
-    <w:p>
-      <w:r>
-        <w:t>- “현재 규칙 기준에서 대표 확인 포인트가 많지 않습니다.”</w:t>
-      </w:r>
-    </w:p>
-    <w:p>
-      <w:r>
-        <w:t>- “다만 공시 원문과 장기 추이를 함께 보는 것이 좋습니다.”</w:t>
-      </w:r>
-    </w:p>
-    <w:p/>
-    <w:p>
-      <w:r>
-        <w:t>## 차트 데이터 부족</w:t>
-      </w:r>
-    </w:p>
-    <w:p>
-      <w:r>
-        <w:lastRenderedPageBreak/>
-        <w:t>- “장기 추이를 표시할 데이터가 충분하지 않습니다.”</w:t>
-      </w:r>
-    </w:p>
-    <w:p/>
-    <w:p>
-      <w:r>
-        <w:t>## 네트워크/오류</w:t>
-      </w:r>
-    </w:p>
-    <w:p>
-      <w:r>
-        <w:t>- “정보를 불러오지 못했습니다.”</w:t>
-      </w:r>
-    </w:p>
-    <w:p>
-      <w:r>
-        <w:t>- 재시도 버튼</w:t>
-      </w:r>
-    </w:p>
-    <w:p>
-      <w:r>
-        <w:t>- 뒤로 가기 / 검색 이동 제공</w:t>
-      </w:r>
-    </w:p>
-    <w:p/>
-    <w:p>
-      <w:r>
-        <w:t>---</w:t>
-      </w:r>
-    </w:p>
-    <w:p/>
-    <w:p>
-      <w:r>
-        <w:t># 11. Handoff 메모</w:t>
-      </w:r>
-    </w:p>
-    <w:p/>
-    <w:p>
-      <w:r>
-        <w:t xml:space="preserve">## 11-1. </w:t>
-      </w:r>
-      <w:proofErr w:type="spellStart"/>
-      <w:r>
-        <w:t>프론트엔드</w:t>
-      </w:r>
-      <w:proofErr w:type="spellEnd"/>
-      <w:r>
-        <w:t xml:space="preserve"> 구현 주의점</w:t>
-      </w:r>
-    </w:p>
-    <w:p/>
-    <w:p>
-      <w:r>
-        <w:t>### 카드 높이 정렬</w:t>
-      </w:r>
-    </w:p>
-    <w:p>
-      <w:r>
-        <w:t xml:space="preserve">- </w:t>
-      </w:r>
-      <w:proofErr w:type="spellStart"/>
-      <w:r>
-        <w:t>MetricCard</w:t>
-      </w:r>
-      <w:proofErr w:type="spellEnd"/>
-      <w:r>
-        <w:t xml:space="preserve">, </w:t>
-      </w:r>
-      <w:proofErr w:type="spellStart"/>
-      <w:r>
-        <w:t>ChartCard</w:t>
-      </w:r>
-      <w:proofErr w:type="spellEnd"/>
-      <w:r>
-        <w:t>는 데스크탑에서 동일 높이 정렬 필요</w:t>
-      </w:r>
-    </w:p>
-    <w:p>
-      <w:r>
-        <w:t xml:space="preserve">- 줄 수 차이로 인한 </w:t>
-      </w:r>
-      <w:proofErr w:type="spellStart"/>
-      <w:r>
-        <w:t>비정렬</w:t>
-      </w:r>
-      <w:proofErr w:type="spellEnd"/>
-      <w:r>
-        <w:t xml:space="preserve"> 방지</w:t>
-      </w:r>
-    </w:p>
-    <w:p/>
-    <w:p>
-      <w:r>
-        <w:t xml:space="preserve">### 숫자 </w:t>
-      </w:r>
-      <w:proofErr w:type="spellStart"/>
-      <w:r>
-        <w:t>포맷팅</w:t>
-      </w:r>
-      <w:proofErr w:type="spellEnd"/>
-    </w:p>
-    <w:p>
-      <w:r>
-        <w:t>- 억/조, %, 배수 등 표기 규칙 통일</w:t>
-      </w:r>
-    </w:p>
-    <w:p>
-      <w:r>
-        <w:t xml:space="preserve">- 소수점 </w:t>
-      </w:r>
-      <w:proofErr w:type="spellStart"/>
-      <w:r>
-        <w:t>자리수</w:t>
-      </w:r>
-      <w:proofErr w:type="spellEnd"/>
-      <w:r>
-        <w:t xml:space="preserve"> 규칙 사전 정의</w:t>
-      </w:r>
-    </w:p>
-    <w:p>
-      <w:r>
-        <w:t>- 음수 표기 일관화</w:t>
-      </w:r>
-    </w:p>
-    <w:p/>
-    <w:p>
-      <w:r>
-        <w:t>### 텍스트 길이 제어</w:t>
-      </w:r>
-    </w:p>
-    <w:p>
-      <w:r>
-        <w:t>- 한 줄 요약, badge, AI summary 모두 길이 제한 필요</w:t>
-      </w:r>
-    </w:p>
-    <w:p>
-      <w:r>
-        <w:t>- 레이아웃 붕괴 방지</w:t>
-      </w:r>
-    </w:p>
-    <w:p/>
-    <w:p>
-      <w:r>
-        <w:t>### 모바일 차트 축약</w:t>
-      </w:r>
-    </w:p>
-    <w:p>
-      <w:r>
-        <w:t>- axis label, legend 최소화</w:t>
-      </w:r>
-    </w:p>
-    <w:p>
-      <w:r>
-        <w:t>- hover 의존형 정보 구조 금지</w:t>
-      </w:r>
-    </w:p>
-    <w:p/>
-    <w:p>
-      <w:r>
         <w:t>### 외부 링크 처리</w:t>
       </w:r>
     </w:p>
@@ -3440,7 +3416,6 @@
     <w:p/>
     <w:p>
       <w:r>
-        <w:lastRenderedPageBreak/>
         <w:t>### One-line Summary</w:t>
       </w:r>
     </w:p>
@@ -3468,6 +3443,7 @@
     </w:p>
     <w:p>
       <w:r>
+        <w:lastRenderedPageBreak/>
         <w:t>- label</w:t>
       </w:r>
     </w:p>
@@ -3625,6 +3601,7 @@
     </w:p>
     <w:p>
       <w:r>
+        <w:lastRenderedPageBreak/>
         <w:t>- narrative</w:t>
       </w:r>
     </w:p>
@@ -3759,7 +3736,6 @@
     </w:p>
     <w:p>
       <w:r>
-        <w:lastRenderedPageBreak/>
         <w:t xml:space="preserve">- </w:t>
       </w:r>
       <w:proofErr w:type="spellStart"/>
@@ -3783,157 +3759,13 @@
       </w:r>
     </w:p>
     <w:p>
-      <w:r>
-        <w:t>- 제품 정책상 중앙 관리 권장</w:t>
-      </w:r>
-    </w:p>
-    <w:p/>
-    <w:p>
-      <w:r>
-        <w:t>---</w:t>
-      </w:r>
-    </w:p>
-    <w:p/>
-    <w:p>
-      <w:r>
-        <w:t># 12. 이 설계가 적합한 이유</w:t>
-      </w:r>
-    </w:p>
-    <w:p/>
-    <w:p>
-      <w:r>
-        <w:t xml:space="preserve">Company Overview는 단순히 많은 숫자를 보여주는 화면이 아니라,  </w:t>
-      </w:r>
-    </w:p>
-    <w:p>
-      <w:r>
+      <w:pPr>
         <w:rPr>
           <w:rFonts w:hint="eastAsia"/>
         </w:rPr>
-        <w:t>사용자가</w:t>
-      </w:r>
-      <w:r>
-        <w:t xml:space="preserve"> “이 기업을 어떤 순서로 읽어야 하는가”</w:t>
-      </w:r>
-      <w:proofErr w:type="spellStart"/>
-      <w:r>
-        <w:t>를</w:t>
-      </w:r>
-      <w:proofErr w:type="spellEnd"/>
-      <w:r>
-        <w:t xml:space="preserve"> 안내하는 화면이어야 한다.</w:t>
-      </w:r>
-    </w:p>
-    <w:p/>
-    <w:p>
-      <w:r>
-        <w:rPr>
-          <w:rFonts w:hint="eastAsia"/>
-        </w:rPr>
-        <w:t>이</w:t>
-      </w:r>
-      <w:r>
-        <w:t xml:space="preserve"> 설계는 다음 점에서 적합하다.</w:t>
-      </w:r>
-    </w:p>
-    <w:p/>
-    <w:p>
-      <w:r>
-        <w:t>- 숫자보다 해석 순서를 먼저 제시한다.</w:t>
-      </w:r>
-    </w:p>
-    <w:p>
-      <w:r>
-        <w:t>- 초보자가 길을 잃지 않도록 한 줄 요약과 배지를 먼저 둔다.</w:t>
-      </w:r>
-    </w:p>
-    <w:p>
-      <w:r>
-        <w:t>- 핵심 지표는 최대 6개로 제한해 과부하를 줄인다.</w:t>
-      </w:r>
-    </w:p>
-    <w:p>
-      <w:r>
-        <w:t>- AI 요약은 보조 도구로 배치해 과도한 의존을 막는다.</w:t>
-      </w:r>
-    </w:p>
-    <w:p>
-      <w:r>
-        <w:t>- 차트는 미리보기로만 제공해 Overview의 집중도를 유지한다.</w:t>
-      </w:r>
-    </w:p>
-    <w:p>
-      <w:r>
-        <w:t>- 리스크는 공포가 아니라 확인 포인트로 설계한다.</w:t>
-      </w:r>
-    </w:p>
-    <w:p>
-      <w:r>
-        <w:t>- 공시 원문 링크를 통해 신뢰와 검증 가능성을 확보한다.</w:t>
-      </w:r>
-    </w:p>
-    <w:p/>
-    <w:p>
-      <w:r>
-        <w:rPr>
-          <w:rFonts w:hint="eastAsia"/>
-        </w:rPr>
-        <w:t>즉</w:t>
-      </w:r>
-      <w:r>
-        <w:t xml:space="preserve">, 이 화면은 트레이딩 앱의 “흥분”이 아니라,  </w:t>
-      </w:r>
-    </w:p>
-    <w:p>
-      <w:r>
-        <w:rPr>
-          <w:rFonts w:hint="eastAsia"/>
-        </w:rPr>
-        <w:t>리서치</w:t>
-      </w:r>
-      <w:r>
-        <w:t xml:space="preserve"> 도구의 “읽기 구조”</w:t>
-      </w:r>
-      <w:proofErr w:type="spellStart"/>
-      <w:r>
-        <w:t>를</w:t>
-      </w:r>
-      <w:proofErr w:type="spellEnd"/>
-      <w:r>
-        <w:t xml:space="preserve"> 제공한다.</w:t>
-      </w:r>
-    </w:p>
-    <w:p/>
-    <w:p>
-      <w:r>
-        <w:t>---</w:t>
-      </w:r>
-    </w:p>
-    <w:p/>
-    <w:p>
-      <w:r>
-        <w:rPr>
-          <w:rFonts w:hint="eastAsia"/>
-        </w:rPr>
-        <w:t>원하면</w:t>
-      </w:r>
-      <w:r>
-        <w:t xml:space="preserve"> 다음 단계로 바로 이어서  </w:t>
-      </w:r>
-    </w:p>
-    <w:p>
-      <w:r>
-        <w:t xml:space="preserve">**1) Company Overview ASCII 와이어프레임**, 또는  </w:t>
-      </w:r>
-    </w:p>
-    <w:p>
-      <w:r>
-        <w:t xml:space="preserve">**2) Financial Trends 상세 설계**, 또는  </w:t>
-      </w:r>
-    </w:p>
-    <w:p>
-      <w:r>
-        <w:t>**3) Risk &amp; Filings 상세 설계**로 진행하겠다.</w:t>
+      </w:pPr>
+      <w:r>
+        <w:t>- 제품 정책상 중앙 관리 권장</w:t>
       </w:r>
     </w:p>
     <w:sectPr>
